--- a/assets/word/warranty_letter_ru_v1.docx
+++ b/assets/word/warranty_letter_ru_v1.docx
@@ -4,64 +4,144 @@
   <w:body>
     <w:p>
       <w:pPr>
-        <w:pStyle w:val="Title"/>
+        <w:widowControl/>
       </w:pPr>
       <w:r>
-        <w:t>Гарантийное письмо об исполнении обязательства</w:t>
-      </w:r>
-    </w:p>
-    <w:p>
-      <w:r>
-        <w:t>Место: [Место составления]. Дата: [Дата документа].</w:t>
-      </w:r>
-    </w:p>
-    <w:p>
-      <w:r>
-        <w:t>Кому: [Кому направлено]. От: [Отправитель и реквизиты].</w:t>
-      </w:r>
-    </w:p>
-    <w:p>
-      <w:r>
-        <w:t>Подписант: [Подписант и основание полномочий].</w:t>
+        <w:rPr>
+          <w:color w:val="000000"/>
+        </w:rPr>
+        <w:t>Отправитель: [Отправитель и реквизиты]</w:t>
       </w:r>
     </w:p>
     <w:p>
       <w:pPr>
-        <w:pStyle w:val="Heading1"/>
+        <w:widowControl/>
+        <w:ind w:left="4649"/>
       </w:pPr>
       <w:r>
-        <w:t>Обязательство</w:t>
+        <w:rPr>
+          <w:color w:val="000000"/>
+        </w:rPr>
+        <w:t>Получатель: [Кому направлено]</w:t>
       </w:r>
     </w:p>
     <w:p>
+      <w:pPr>
+        <w:widowControl/>
+      </w:pPr>
       <w:r>
-        <w:t>Основание: [Основание обязательства].</w:t>
+        <w:rPr>
+          <w:color w:val="000000"/>
+        </w:rPr>
+        <w:t>Место составления: [Место составления]    Дата: [Дата документа]</w:t>
       </w:r>
     </w:p>
     <w:p>
+      <w:pPr>
+        <w:pStyle w:val="Title"/>
+        <w:widowControl/>
+        <w:jc w:val="center"/>
+      </w:pPr>
       <w:r>
-        <w:t>Подтверждаем обязательство: [Обязательство и объём]. Исполнение: [Срок и способ исполнения].</w:t>
+        <w:rPr>
+          <w:color w:val="000000"/>
+        </w:rPr>
+        <w:t>ГАРАНТИЙНОЕ ПИСЬМО</w:t>
       </w:r>
     </w:p>
     <w:p>
+      <w:pPr>
+        <w:widowControl/>
+      </w:pPr>
       <w:r>
+        <w:rPr>
+          <w:color w:val="000000"/>
+        </w:rPr>
+        <w:t>Основание обязательства: [Основание обязательства].</w:t>
+      </w:r>
+    </w:p>
+    <w:p>
+      <w:pPr>
+        <w:widowControl/>
+      </w:pPr>
+      <w:r>
+        <w:rPr>
+          <w:color w:val="000000"/>
+        </w:rPr>
+        <w:t>Подтверждаем обязательство: [Обязательство и объём].</w:t>
+      </w:r>
+    </w:p>
+    <w:p>
+      <w:pPr>
+        <w:widowControl/>
+      </w:pPr>
+      <w:r>
+        <w:rPr>
+          <w:color w:val="000000"/>
+        </w:rPr>
+        <w:t>Срок и способ исполнения: [Срок и способ исполнения].</w:t>
+      </w:r>
+    </w:p>
+    <w:p>
+      <w:pPr>
+        <w:widowControl/>
+      </w:pPr>
+      <w:r>
+        <w:rPr>
+          <w:color w:val="000000"/>
+        </w:rPr>
         <w:t>Настоящее письмо не подтверждает уже совершённую оплату и само по себе не изменяет первоначальный срок обязательства. Изменение договора требует согласования в установленной форме.</w:t>
       </w:r>
     </w:p>
     <w:p>
+      <w:pPr>
+        <w:widowControl/>
+      </w:pPr>
       <w:r>
-        <w:t>Контакты: [Контакты отправителя]. Приложения: [Приложения].</w:t>
+        <w:rPr>
+          <w:color w:val="000000"/>
+        </w:rPr>
+        <w:t>Приложения: [Приложения].</w:t>
       </w:r>
     </w:p>
     <w:p>
+      <w:pPr>
+        <w:widowControl/>
+      </w:pPr>
       <w:r>
-        <w:t>Подпись уполномоченного лица ____________________</w:t>
+        <w:rPr>
+          <w:color w:val="000000"/>
+        </w:rPr>
+        <w:t>Контакты: [Контакты отправителя].</w:t>
+      </w:r>
+    </w:p>
+    <w:p>
+      <w:pPr>
+        <w:widowControl/>
+      </w:pPr>
+      <w:r>
+        <w:rPr>
+          <w:color w:val="000000"/>
+        </w:rPr>
+        <w:t>Подписант и полномочия: [Подписант и основание полномочий].</w:t>
+      </w:r>
+    </w:p>
+    <w:p>
+      <w:pPr>
+        <w:widowControl/>
+      </w:pPr>
+      <w:r>
+        <w:rPr>
+          <w:color w:val="000000"/>
+        </w:rPr>
+        <w:t>Подпись ____________________ / ____________________ /</w:t>
       </w:r>
     </w:p>
     <w:sectPr>
       <w:footerReference w:type="default" r:id="rId9"/>
+      <w:headerReference w:type="default" r:id="rId10"/>
       <w:pgSz w:w="11906" w:h="16838"/>
-      <w:pgMar w:top="964" w:right="1134" w:bottom="964" w:left="1134" w:header="720" w:footer="720" w:gutter="0"/>
+      <w:pgMar w:top="1020" w:right="1020" w:bottom="1020" w:left="1247" w:header="720" w:footer="720" w:gutter="0"/>
       <w:cols w:space="720"/>
       <w:docGrid w:linePitch="360"/>
     </w:sectPr>
@@ -76,9 +156,26 @@
       <w:pStyle w:val="Footer"/>
       <w:jc w:val="center"/>
     </w:pPr>
+    <w:r>
+      <w:rPr>
+        <w:rFonts w:ascii="Times New Roman" w:hAnsi="Times New Roman"/>
+        <w:color w:val="000000"/>
+        <w:sz w:val="18"/>
+      </w:rPr>
+    </w:r>
     <w:fldSimple w:instr="PAGE"/>
   </w:p>
 </w:ftr>
+</file>
+
+<file path=word/header1.xml><?xml version="1.0" encoding="utf-8"?>
+<w:hdr xmlns:m="http://schemas.openxmlformats.org/officeDocument/2006/math" xmlns:mc="http://schemas.openxmlformats.org/markup-compatibility/2006" xmlns:mo="http://schemas.microsoft.com/office/mac/office/2008/main" xmlns:mv="urn:schemas-microsoft-com:mac:vml" xmlns:o="urn:schemas-microsoft-com:office:office" xmlns:r="http://schemas.openxmlformats.org/officeDocument/2006/relationships" xmlns:v="urn:schemas-microsoft-com:vml" xmlns:w10="urn:schemas-microsoft-com:office:word" xmlns:w14="http://schemas.microsoft.com/office/word/2010/wordml" xmlns:w="http://schemas.openxmlformats.org/wordprocessingml/2006/main" xmlns:wne="http://schemas.microsoft.com/office/word/2006/wordml" xmlns:wp14="http://schemas.microsoft.com/office/word/2010/wordprocessingDrawing" xmlns:wp="http://schemas.openxmlformats.org/drawingml/2006/wordprocessingDrawing" xmlns:wpc="http://schemas.microsoft.com/office/word/2010/wordprocessingCanvas" xmlns:wpg="http://schemas.microsoft.com/office/word/2010/wordprocessingGroup" xmlns:wpi="http://schemas.microsoft.com/office/word/2010/wordprocessingInk" xmlns:wps="http://schemas.microsoft.com/office/word/2010/wordprocessingShape" mc:Ignorable="w14 wp14">
+  <w:p>
+    <w:pPr>
+      <w:pStyle w:val="Header"/>
+    </w:pPr>
+  </w:p>
+</w:hdr>
 </file>
 
 <file path=word/numbering.xml><?xml version="1.0" encoding="utf-8"?>
@@ -445,7 +542,7 @@
     <w:qFormat/>
     <w:rsid w:val="00FC693F"/>
     <w:pPr>
-      <w:spacing w:after="100" w:line="250" w:lineRule="auto"/>
+      <w:spacing w:after="100" w:line="254" w:lineRule="auto"/>
     </w:pPr>
     <w:rPr>
       <w:rFonts w:ascii="Times New Roman" w:hAnsi="Times New Roman" w:eastAsia="Times New Roman" w:cs="Times New Roman"/>
@@ -508,7 +605,7 @@
     <w:pPr>
       <w:keepNext/>
       <w:keepLines/>
-      <w:spacing w:before="140" w:after="100" w:line="250" w:lineRule="auto"/>
+      <w:spacing w:before="180" w:after="100" w:line="254" w:lineRule="auto"/>
       <w:outlineLvl w:val="0"/>
     </w:pPr>
     <w:rPr>
@@ -516,7 +613,7 @@
       <w:b/>
       <w:bCs/>
       <w:color w:val="000000"/>
-      <w:sz w:val="24"/>
+      <w:sz w:val="23"/>
       <w:szCs w:val="28"/>
     </w:rPr>
   </w:style>
@@ -532,15 +629,15 @@
     <w:pPr>
       <w:keepNext/>
       <w:keepLines/>
-      <w:spacing w:before="200" w:after="0"/>
+      <w:spacing w:before="200" w:after="100" w:line="254" w:lineRule="auto"/>
       <w:outlineLvl w:val="1"/>
     </w:pPr>
     <w:rPr>
-      <w:rFonts w:asciiTheme="majorHAnsi" w:eastAsiaTheme="majorEastAsia" w:hAnsiTheme="majorHAnsi" w:cstheme="majorBidi"/>
+      <w:rFonts w:ascii="Times New Roman" w:hAnsi="Times New Roman" w:eastAsia="Times New Roman" w:cs="Times New Roman"/>
       <w:b/>
       <w:bCs/>
-      <w:color w:val="4F81BD" w:themeColor="accent1"/>
-      <w:sz w:val="26"/>
+      <w:color w:val="000000"/>
+      <w:sz w:val="22"/>
       <w:szCs w:val="26"/>
     </w:rPr>
   </w:style>
@@ -563,7 +660,7 @@
       <w:rFonts w:asciiTheme="majorHAnsi" w:eastAsiaTheme="majorEastAsia" w:hAnsiTheme="majorHAnsi" w:cstheme="majorBidi"/>
       <w:b/>
       <w:bCs/>
-      <w:color w:val="4F81BD" w:themeColor="accent1"/>
+      <w:color w:val="000000"/>
     </w:rPr>
   </w:style>
   <w:style w:type="paragraph" w:styleId="Heading4">
@@ -588,7 +685,7 @@
       <w:bCs/>
       <w:i/>
       <w:iCs/>
-      <w:color w:val="4F81BD" w:themeColor="accent1"/>
+      <w:color w:val="000000"/>
     </w:rPr>
   </w:style>
   <w:style w:type="paragraph" w:styleId="Heading5">
@@ -609,7 +706,7 @@
     </w:pPr>
     <w:rPr>
       <w:rFonts w:asciiTheme="majorHAnsi" w:eastAsiaTheme="majorEastAsia" w:hAnsiTheme="majorHAnsi" w:cstheme="majorBidi"/>
-      <w:color w:val="243F60" w:themeColor="accent1" w:themeShade="7F"/>
+      <w:color w:val="000000"/>
     </w:rPr>
   </w:style>
   <w:style w:type="paragraph" w:styleId="Heading6">
@@ -632,7 +729,7 @@
       <w:rFonts w:asciiTheme="majorHAnsi" w:eastAsiaTheme="majorEastAsia" w:hAnsiTheme="majorHAnsi" w:cstheme="majorBidi"/>
       <w:i/>
       <w:iCs/>
-      <w:color w:val="243F60" w:themeColor="accent1" w:themeShade="7F"/>
+      <w:color w:val="000000"/>
     </w:rPr>
   </w:style>
   <w:style w:type="paragraph" w:styleId="Heading7">
@@ -655,7 +752,7 @@
       <w:rFonts w:asciiTheme="majorHAnsi" w:eastAsiaTheme="majorEastAsia" w:hAnsiTheme="majorHAnsi" w:cstheme="majorBidi"/>
       <w:i/>
       <w:iCs/>
-      <w:color w:val="404040" w:themeColor="text1" w:themeTint="BF"/>
+      <w:color w:val="000000"/>
     </w:rPr>
   </w:style>
   <w:style w:type="paragraph" w:styleId="Heading8">
@@ -676,7 +773,7 @@
     </w:pPr>
     <w:rPr>
       <w:rFonts w:asciiTheme="majorHAnsi" w:eastAsiaTheme="majorEastAsia" w:hAnsiTheme="majorHAnsi" w:cstheme="majorBidi"/>
-      <w:color w:val="4F81BD" w:themeColor="accent1"/>
+      <w:color w:val="000000"/>
       <w:sz w:val="20"/>
       <w:szCs w:val="20"/>
     </w:rPr>
@@ -701,7 +798,7 @@
       <w:rFonts w:asciiTheme="majorHAnsi" w:eastAsiaTheme="majorEastAsia" w:hAnsiTheme="majorHAnsi" w:cstheme="majorBidi"/>
       <w:i/>
       <w:iCs/>
-      <w:color w:val="404040" w:themeColor="text1" w:themeTint="BF"/>
+      <w:color w:val="000000"/>
       <w:sz w:val="20"/>
       <w:szCs w:val="20"/>
     </w:rPr>
@@ -752,7 +849,7 @@
       <w:rFonts w:asciiTheme="majorHAnsi" w:eastAsiaTheme="majorEastAsia" w:hAnsiTheme="majorHAnsi" w:cstheme="majorBidi"/>
       <w:b/>
       <w:bCs/>
-      <w:color w:val="365F91" w:themeColor="accent1" w:themeShade="BF"/>
+      <w:color w:val="000000"/>
       <w:sz w:val="28"/>
       <w:szCs w:val="28"/>
     </w:rPr>
@@ -767,7 +864,7 @@
       <w:rFonts w:asciiTheme="majorHAnsi" w:eastAsiaTheme="majorEastAsia" w:hAnsiTheme="majorHAnsi" w:cstheme="majorBidi"/>
       <w:b/>
       <w:bCs/>
-      <w:color w:val="4F81BD" w:themeColor="accent1"/>
+      <w:color w:val="000000"/>
       <w:sz w:val="26"/>
       <w:szCs w:val="26"/>
     </w:rPr>
@@ -782,7 +879,7 @@
       <w:rFonts w:asciiTheme="majorHAnsi" w:eastAsiaTheme="majorEastAsia" w:hAnsiTheme="majorHAnsi" w:cstheme="majorBidi"/>
       <w:b/>
       <w:bCs/>
-      <w:color w:val="4F81BD" w:themeColor="accent1"/>
+      <w:color w:val="000000"/>
     </w:rPr>
   </w:style>
   <w:style w:type="paragraph" w:styleId="Title">
@@ -794,7 +891,7 @@
     <w:qFormat/>
     <w:rsid w:val="00FC693F"/>
     <w:pPr>
-      <w:spacing w:after="100" w:line="250" w:lineRule="auto"/>
+      <w:spacing w:after="200" w:line="254" w:lineRule="auto"/>
       <w:contextualSpacing/>
     </w:pPr>
     <w:rPr>
@@ -803,7 +900,7 @@
       <w:color w:val="000000"/>
       <w:spacing w:val="5"/>
       <w:kern w:val="28"/>
-      <w:sz w:val="32"/>
+      <w:sz w:val="28"/>
       <w:szCs w:val="52"/>
     </w:rPr>
   </w:style>
@@ -815,7 +912,7 @@
     <w:rsid w:val="00FC693F"/>
     <w:rPr>
       <w:rFonts w:asciiTheme="majorHAnsi" w:eastAsiaTheme="majorEastAsia" w:hAnsiTheme="majorHAnsi" w:cstheme="majorBidi"/>
-      <w:color w:val="17365D" w:themeColor="text2" w:themeShade="BF"/>
+      <w:color w:val="000000"/>
       <w:spacing w:val="5"/>
       <w:kern w:val="28"/>
       <w:sz w:val="52"/>
@@ -839,7 +936,7 @@
       <w:rFonts w:asciiTheme="majorHAnsi" w:eastAsiaTheme="majorEastAsia" w:hAnsiTheme="majorHAnsi" w:cstheme="majorBidi"/>
       <w:i/>
       <w:iCs/>
-      <w:color w:val="4F81BD" w:themeColor="accent1"/>
+      <w:color w:val="000000"/>
       <w:spacing w:val="15"/>
       <w:sz w:val="24"/>
       <w:szCs w:val="24"/>
@@ -855,7 +952,7 @@
       <w:rFonts w:asciiTheme="majorHAnsi" w:eastAsiaTheme="majorEastAsia" w:hAnsiTheme="majorHAnsi" w:cstheme="majorBidi"/>
       <w:i/>
       <w:iCs/>
-      <w:color w:val="4F81BD" w:themeColor="accent1"/>
+      <w:color w:val="000000"/>
       <w:spacing w:val="15"/>
       <w:sz w:val="24"/>
       <w:szCs w:val="24"/>
@@ -1127,7 +1224,7 @@
     <w:rPr>
       <w:i/>
       <w:iCs/>
-      <w:color w:val="000000" w:themeColor="text1"/>
+      <w:color w:val="000000"/>
     </w:rPr>
   </w:style>
   <w:style w:type="character" w:customStyle="1" w:styleId="QuoteChar">
@@ -1139,7 +1236,7 @@
     <w:rPr>
       <w:i/>
       <w:iCs/>
-      <w:color w:val="000000" w:themeColor="text1"/>
+      <w:color w:val="000000"/>
     </w:rPr>
   </w:style>
   <w:style w:type="character" w:customStyle="1" w:styleId="Heading4Char">
@@ -1155,7 +1252,7 @@
       <w:bCs/>
       <w:i/>
       <w:iCs/>
-      <w:color w:val="4F81BD" w:themeColor="accent1"/>
+      <w:color w:val="000000"/>
     </w:rPr>
   </w:style>
   <w:style w:type="character" w:customStyle="1" w:styleId="Heading5Char">
@@ -1167,7 +1264,7 @@
     <w:rsid w:val="00FC693F"/>
     <w:rPr>
       <w:rFonts w:asciiTheme="majorHAnsi" w:eastAsiaTheme="majorEastAsia" w:hAnsiTheme="majorHAnsi" w:cstheme="majorBidi"/>
-      <w:color w:val="243F60" w:themeColor="accent1" w:themeShade="7F"/>
+      <w:color w:val="000000"/>
     </w:rPr>
   </w:style>
   <w:style w:type="character" w:customStyle="1" w:styleId="Heading6Char">
@@ -1181,7 +1278,7 @@
       <w:rFonts w:asciiTheme="majorHAnsi" w:eastAsiaTheme="majorEastAsia" w:hAnsiTheme="majorHAnsi" w:cstheme="majorBidi"/>
       <w:i/>
       <w:iCs/>
-      <w:color w:val="243F60" w:themeColor="accent1" w:themeShade="7F"/>
+      <w:color w:val="000000"/>
     </w:rPr>
   </w:style>
   <w:style w:type="character" w:customStyle="1" w:styleId="Heading7Char">
@@ -1195,7 +1292,7 @@
       <w:rFonts w:asciiTheme="majorHAnsi" w:eastAsiaTheme="majorEastAsia" w:hAnsiTheme="majorHAnsi" w:cstheme="majorBidi"/>
       <w:i/>
       <w:iCs/>
-      <w:color w:val="404040" w:themeColor="text1" w:themeTint="BF"/>
+      <w:color w:val="000000"/>
     </w:rPr>
   </w:style>
   <w:style w:type="character" w:customStyle="1" w:styleId="Heading8Char">
@@ -1207,7 +1304,7 @@
     <w:rsid w:val="00FC693F"/>
     <w:rPr>
       <w:rFonts w:asciiTheme="majorHAnsi" w:eastAsiaTheme="majorEastAsia" w:hAnsiTheme="majorHAnsi" w:cstheme="majorBidi"/>
-      <w:color w:val="4F81BD" w:themeColor="accent1"/>
+      <w:color w:val="000000"/>
       <w:sz w:val="20"/>
       <w:szCs w:val="20"/>
     </w:rPr>
@@ -1223,7 +1320,7 @@
       <w:rFonts w:asciiTheme="majorHAnsi" w:eastAsiaTheme="majorEastAsia" w:hAnsiTheme="majorHAnsi" w:cstheme="majorBidi"/>
       <w:i/>
       <w:iCs/>
-      <w:color w:val="404040" w:themeColor="text1" w:themeTint="BF"/>
+      <w:color w:val="000000"/>
       <w:sz w:val="20"/>
       <w:szCs w:val="20"/>
     </w:rPr>
@@ -1243,7 +1340,7 @@
     <w:rPr>
       <w:b/>
       <w:bCs/>
-      <w:color w:val="4F81BD" w:themeColor="accent1"/>
+      <w:color w:val="000000"/>
       <w:sz w:val="18"/>
       <w:szCs w:val="18"/>
     </w:rPr>
@@ -1287,7 +1384,7 @@
       <w:bCs/>
       <w:i/>
       <w:iCs/>
-      <w:color w:val="4F81BD" w:themeColor="accent1"/>
+      <w:color w:val="000000"/>
     </w:rPr>
   </w:style>
   <w:style w:type="character" w:customStyle="1" w:styleId="IntenseQuoteChar">
@@ -1301,7 +1398,7 @@
       <w:bCs/>
       <w:i/>
       <w:iCs/>
-      <w:color w:val="4F81BD" w:themeColor="accent1"/>
+      <w:color w:val="000000"/>
     </w:rPr>
   </w:style>
   <w:style w:type="character" w:styleId="SubtleEmphasis">
@@ -1313,7 +1410,7 @@
     <w:rPr>
       <w:i/>
       <w:iCs/>
-      <w:color w:val="808080" w:themeColor="text1" w:themeTint="7F"/>
+      <w:color w:val="000000"/>
     </w:rPr>
   </w:style>
   <w:style w:type="character" w:styleId="IntenseEmphasis">
@@ -1327,7 +1424,7 @@
       <w:bCs/>
       <w:i/>
       <w:iCs/>
-      <w:color w:val="4F81BD" w:themeColor="accent1"/>
+      <w:color w:val="000000"/>
     </w:rPr>
   </w:style>
   <w:style w:type="character" w:styleId="SubtleReference">
@@ -1338,7 +1435,7 @@
     <w:rsid w:val="00FC693F"/>
     <w:rPr>
       <w:smallCaps/>
-      <w:color w:val="C0504D" w:themeColor="accent2"/>
+      <w:color w:val="000000"/>
       <w:u w:val="single"/>
     </w:rPr>
   </w:style>
@@ -1352,7 +1449,7 @@
       <w:b/>
       <w:bCs/>
       <w:smallCaps/>
-      <w:color w:val="C0504D" w:themeColor="accent2"/>
+      <w:color w:val="000000"/>
       <w:spacing w:val="5"/>
       <w:u w:val="single"/>
     </w:rPr>
@@ -1418,7 +1515,7 @@
       <w:spacing w:after="0" w:line="240" w:lineRule="auto"/>
     </w:pPr>
     <w:rPr>
-      <w:color w:val="000000" w:themeColor="text1" w:themeShade="BF"/>
+      <w:color w:val="000000"/>
     </w:rPr>
     <w:tblPr>
       <w:tblStyleRowBandSize w:val="1"/>
@@ -1521,7 +1618,7 @@
       <w:spacing w:after="0" w:line="240" w:lineRule="auto"/>
     </w:pPr>
     <w:rPr>
-      <w:color w:val="365F91" w:themeColor="accent1" w:themeShade="BF"/>
+      <w:color w:val="000000"/>
     </w:rPr>
     <w:tblPr>
       <w:tblStyleRowBandSize w:val="1"/>
@@ -1624,7 +1721,7 @@
       <w:spacing w:after="0" w:line="240" w:lineRule="auto"/>
     </w:pPr>
     <w:rPr>
-      <w:color w:val="943634" w:themeColor="accent2" w:themeShade="BF"/>
+      <w:color w:val="000000"/>
     </w:rPr>
     <w:tblPr>
       <w:tblStyleRowBandSize w:val="1"/>
@@ -1727,7 +1824,7 @@
       <w:spacing w:after="0" w:line="240" w:lineRule="auto"/>
     </w:pPr>
     <w:rPr>
-      <w:color w:val="76923C" w:themeColor="accent3" w:themeShade="BF"/>
+      <w:color w:val="000000"/>
     </w:rPr>
     <w:tblPr>
       <w:tblStyleRowBandSize w:val="1"/>
@@ -1830,7 +1927,7 @@
       <w:spacing w:after="0" w:line="240" w:lineRule="auto"/>
     </w:pPr>
     <w:rPr>
-      <w:color w:val="5F497A" w:themeColor="accent4" w:themeShade="BF"/>
+      <w:color w:val="000000"/>
     </w:rPr>
     <w:tblPr>
       <w:tblStyleRowBandSize w:val="1"/>
@@ -1933,7 +2030,7 @@
       <w:spacing w:after="0" w:line="240" w:lineRule="auto"/>
     </w:pPr>
     <w:rPr>
-      <w:color w:val="31849B" w:themeColor="accent5" w:themeShade="BF"/>
+      <w:color w:val="000000"/>
     </w:rPr>
     <w:tblPr>
       <w:tblStyleRowBandSize w:val="1"/>
@@ -2036,7 +2133,7 @@
       <w:spacing w:after="0" w:line="240" w:lineRule="auto"/>
     </w:pPr>
     <w:rPr>
-      <w:color w:val="E36C0A" w:themeColor="accent6" w:themeShade="BF"/>
+      <w:color w:val="000000"/>
     </w:rPr>
     <w:tblPr>
       <w:tblStyleRowBandSize w:val="1"/>
@@ -2162,7 +2259,7 @@
       <w:rPr>
         <w:b/>
         <w:bCs/>
-        <w:color w:val="FFFFFF" w:themeColor="background1"/>
+        <w:color w:val="000000"/>
       </w:rPr>
       <w:tblPr/>
       <w:tcPr>
@@ -2254,7 +2351,7 @@
       <w:rPr>
         <w:b/>
         <w:bCs/>
-        <w:color w:val="FFFFFF" w:themeColor="background1"/>
+        <w:color w:val="000000"/>
       </w:rPr>
       <w:tblPr/>
       <w:tcPr>
@@ -2346,7 +2443,7 @@
       <w:rPr>
         <w:b/>
         <w:bCs/>
-        <w:color w:val="FFFFFF" w:themeColor="background1"/>
+        <w:color w:val="000000"/>
       </w:rPr>
       <w:tblPr/>
       <w:tcPr>
@@ -2438,7 +2535,7 @@
       <w:rPr>
         <w:b/>
         <w:bCs/>
-        <w:color w:val="FFFFFF" w:themeColor="background1"/>
+        <w:color w:val="000000"/>
       </w:rPr>
       <w:tblPr/>
       <w:tcPr>
@@ -2530,7 +2627,7 @@
       <w:rPr>
         <w:b/>
         <w:bCs/>
-        <w:color w:val="FFFFFF" w:themeColor="background1"/>
+        <w:color w:val="000000"/>
       </w:rPr>
       <w:tblPr/>
       <w:tcPr>
@@ -2622,7 +2719,7 @@
       <w:rPr>
         <w:b/>
         <w:bCs/>
-        <w:color w:val="FFFFFF" w:themeColor="background1"/>
+        <w:color w:val="000000"/>
       </w:rPr>
       <w:tblPr/>
       <w:tcPr>
@@ -2714,7 +2811,7 @@
       <w:rPr>
         <w:b/>
         <w:bCs/>
-        <w:color w:val="FFFFFF" w:themeColor="background1"/>
+        <w:color w:val="000000"/>
       </w:rPr>
       <w:tblPr/>
       <w:tcPr>
@@ -3717,7 +3814,7 @@
       <w:rPr>
         <w:b/>
         <w:bCs/>
-        <w:color w:val="FFFFFF" w:themeColor="background1"/>
+        <w:color w:val="000000"/>
       </w:rPr>
       <w:tblPr/>
       <w:tcPr>
@@ -3823,7 +3920,7 @@
       <w:rPr>
         <w:b/>
         <w:bCs/>
-        <w:color w:val="FFFFFF" w:themeColor="background1"/>
+        <w:color w:val="000000"/>
       </w:rPr>
       <w:tblPr/>
       <w:tcPr>
@@ -3929,7 +4026,7 @@
       <w:rPr>
         <w:b/>
         <w:bCs/>
-        <w:color w:val="FFFFFF" w:themeColor="background1"/>
+        <w:color w:val="000000"/>
       </w:rPr>
       <w:tblPr/>
       <w:tcPr>
@@ -4035,7 +4132,7 @@
       <w:rPr>
         <w:b/>
         <w:bCs/>
-        <w:color w:val="FFFFFF" w:themeColor="background1"/>
+        <w:color w:val="000000"/>
       </w:rPr>
       <w:tblPr/>
       <w:tcPr>
@@ -4141,7 +4238,7 @@
       <w:rPr>
         <w:b/>
         <w:bCs/>
-        <w:color w:val="FFFFFF" w:themeColor="background1"/>
+        <w:color w:val="000000"/>
       </w:rPr>
       <w:tblPr/>
       <w:tcPr>
@@ -4247,7 +4344,7 @@
       <w:rPr>
         <w:b/>
         <w:bCs/>
-        <w:color w:val="FFFFFF" w:themeColor="background1"/>
+        <w:color w:val="000000"/>
       </w:rPr>
       <w:tblPr/>
       <w:tcPr>
@@ -4353,7 +4450,7 @@
       <w:rPr>
         <w:b/>
         <w:bCs/>
-        <w:color w:val="FFFFFF" w:themeColor="background1"/>
+        <w:color w:val="000000"/>
       </w:rPr>
       <w:tblPr/>
       <w:tcPr>
@@ -4456,7 +4553,7 @@
       <w:rPr>
         <w:b/>
         <w:bCs/>
-        <w:color w:val="FFFFFF" w:themeColor="background1"/>
+        <w:color w:val="000000"/>
       </w:rPr>
       <w:tblPr/>
       <w:tcPr>
@@ -4476,7 +4573,7 @@
         <w:spacing w:before="0" w:after="0" w:line="240" w:lineRule="auto"/>
       </w:pPr>
       <w:rPr>
-        <w:color w:val="auto"/>
+        <w:color w:val="000000"/>
       </w:rPr>
       <w:tblPr/>
       <w:tcPr>
@@ -4495,7 +4592,7 @@
       <w:rPr>
         <w:b/>
         <w:bCs/>
-        <w:color w:val="FFFFFF" w:themeColor="background1"/>
+        <w:color w:val="000000"/>
       </w:rPr>
       <w:tblPr/>
       <w:tcPr>
@@ -4514,7 +4611,7 @@
       <w:rPr>
         <w:b/>
         <w:bCs/>
-        <w:color w:val="FFFFFF" w:themeColor="background1"/>
+        <w:color w:val="000000"/>
       </w:rPr>
       <w:tblPr/>
       <w:tcPr>
@@ -4560,7 +4657,7 @@
     </w:tblStylePr>
     <w:tblStylePr w:type="nwCell">
       <w:rPr>
-        <w:color w:val="FFFFFF" w:themeColor="background1"/>
+        <w:color w:val="000000"/>
       </w:rPr>
       <w:tblPr/>
       <w:tcPr>
@@ -4605,7 +4702,7 @@
       <w:rPr>
         <w:b/>
         <w:bCs/>
-        <w:color w:val="FFFFFF" w:themeColor="background1"/>
+        <w:color w:val="000000"/>
       </w:rPr>
       <w:tblPr/>
       <w:tcPr>
@@ -4625,7 +4722,7 @@
         <w:spacing w:before="0" w:after="0" w:line="240" w:lineRule="auto"/>
       </w:pPr>
       <w:rPr>
-        <w:color w:val="auto"/>
+        <w:color w:val="000000"/>
       </w:rPr>
       <w:tblPr/>
       <w:tcPr>
@@ -4644,7 +4741,7 @@
       <w:rPr>
         <w:b/>
         <w:bCs/>
-        <w:color w:val="FFFFFF" w:themeColor="background1"/>
+        <w:color w:val="000000"/>
       </w:rPr>
       <w:tblPr/>
       <w:tcPr>
@@ -4663,7 +4760,7 @@
       <w:rPr>
         <w:b/>
         <w:bCs/>
-        <w:color w:val="FFFFFF" w:themeColor="background1"/>
+        <w:color w:val="000000"/>
       </w:rPr>
       <w:tblPr/>
       <w:tcPr>
@@ -4709,7 +4806,7 @@
     </w:tblStylePr>
     <w:tblStylePr w:type="nwCell">
       <w:rPr>
-        <w:color w:val="FFFFFF" w:themeColor="background1"/>
+        <w:color w:val="000000"/>
       </w:rPr>
       <w:tblPr/>
       <w:tcPr>
@@ -4754,7 +4851,7 @@
       <w:rPr>
         <w:b/>
         <w:bCs/>
-        <w:color w:val="FFFFFF" w:themeColor="background1"/>
+        <w:color w:val="000000"/>
       </w:rPr>
       <w:tblPr/>
       <w:tcPr>
@@ -4774,7 +4871,7 @@
         <w:spacing w:before="0" w:after="0" w:line="240" w:lineRule="auto"/>
       </w:pPr>
       <w:rPr>
-        <w:color w:val="auto"/>
+        <w:color w:val="000000"/>
       </w:rPr>
       <w:tblPr/>
       <w:tcPr>
@@ -4793,7 +4890,7 @@
       <w:rPr>
         <w:b/>
         <w:bCs/>
-        <w:color w:val="FFFFFF" w:themeColor="background1"/>
+        <w:color w:val="000000"/>
       </w:rPr>
       <w:tblPr/>
       <w:tcPr>
@@ -4812,7 +4909,7 @@
       <w:rPr>
         <w:b/>
         <w:bCs/>
-        <w:color w:val="FFFFFF" w:themeColor="background1"/>
+        <w:color w:val="000000"/>
       </w:rPr>
       <w:tblPr/>
       <w:tcPr>
@@ -4858,7 +4955,7 @@
     </w:tblStylePr>
     <w:tblStylePr w:type="nwCell">
       <w:rPr>
-        <w:color w:val="FFFFFF" w:themeColor="background1"/>
+        <w:color w:val="000000"/>
       </w:rPr>
       <w:tblPr/>
       <w:tcPr>
@@ -4903,7 +5000,7 @@
       <w:rPr>
         <w:b/>
         <w:bCs/>
-        <w:color w:val="FFFFFF" w:themeColor="background1"/>
+        <w:color w:val="000000"/>
       </w:rPr>
       <w:tblPr/>
       <w:tcPr>
@@ -4923,7 +5020,7 @@
         <w:spacing w:before="0" w:after="0" w:line="240" w:lineRule="auto"/>
       </w:pPr>
       <w:rPr>
-        <w:color w:val="auto"/>
+        <w:color w:val="000000"/>
       </w:rPr>
       <w:tblPr/>
       <w:tcPr>
@@ -4942,7 +5039,7 @@
       <w:rPr>
         <w:b/>
         <w:bCs/>
-        <w:color w:val="FFFFFF" w:themeColor="background1"/>
+        <w:color w:val="000000"/>
       </w:rPr>
       <w:tblPr/>
       <w:tcPr>
@@ -4961,7 +5058,7 @@
       <w:rPr>
         <w:b/>
         <w:bCs/>
-        <w:color w:val="FFFFFF" w:themeColor="background1"/>
+        <w:color w:val="000000"/>
       </w:rPr>
       <w:tblPr/>
       <w:tcPr>
@@ -5007,7 +5104,7 @@
     </w:tblStylePr>
     <w:tblStylePr w:type="nwCell">
       <w:rPr>
-        <w:color w:val="FFFFFF" w:themeColor="background1"/>
+        <w:color w:val="000000"/>
       </w:rPr>
       <w:tblPr/>
       <w:tcPr>
@@ -5052,7 +5149,7 @@
       <w:rPr>
         <w:b/>
         <w:bCs/>
-        <w:color w:val="FFFFFF" w:themeColor="background1"/>
+        <w:color w:val="000000"/>
       </w:rPr>
       <w:tblPr/>
       <w:tcPr>
@@ -5072,7 +5169,7 @@
         <w:spacing w:before="0" w:after="0" w:line="240" w:lineRule="auto"/>
       </w:pPr>
       <w:rPr>
-        <w:color w:val="auto"/>
+        <w:color w:val="000000"/>
       </w:rPr>
       <w:tblPr/>
       <w:tcPr>
@@ -5091,7 +5188,7 @@
       <w:rPr>
         <w:b/>
         <w:bCs/>
-        <w:color w:val="FFFFFF" w:themeColor="background1"/>
+        <w:color w:val="000000"/>
       </w:rPr>
       <w:tblPr/>
       <w:tcPr>
@@ -5110,7 +5207,7 @@
       <w:rPr>
         <w:b/>
         <w:bCs/>
-        <w:color w:val="FFFFFF" w:themeColor="background1"/>
+        <w:color w:val="000000"/>
       </w:rPr>
       <w:tblPr/>
       <w:tcPr>
@@ -5156,7 +5253,7 @@
     </w:tblStylePr>
     <w:tblStylePr w:type="nwCell">
       <w:rPr>
-        <w:color w:val="FFFFFF" w:themeColor="background1"/>
+        <w:color w:val="000000"/>
       </w:rPr>
       <w:tblPr/>
       <w:tcPr>
@@ -5201,7 +5298,7 @@
       <w:rPr>
         <w:b/>
         <w:bCs/>
-        <w:color w:val="FFFFFF" w:themeColor="background1"/>
+        <w:color w:val="000000"/>
       </w:rPr>
       <w:tblPr/>
       <w:tcPr>
@@ -5221,7 +5318,7 @@
         <w:spacing w:before="0" w:after="0" w:line="240" w:lineRule="auto"/>
       </w:pPr>
       <w:rPr>
-        <w:color w:val="auto"/>
+        <w:color w:val="000000"/>
       </w:rPr>
       <w:tblPr/>
       <w:tcPr>
@@ -5240,7 +5337,7 @@
       <w:rPr>
         <w:b/>
         <w:bCs/>
-        <w:color w:val="FFFFFF" w:themeColor="background1"/>
+        <w:color w:val="000000"/>
       </w:rPr>
       <w:tblPr/>
       <w:tcPr>
@@ -5259,7 +5356,7 @@
       <w:rPr>
         <w:b/>
         <w:bCs/>
-        <w:color w:val="FFFFFF" w:themeColor="background1"/>
+        <w:color w:val="000000"/>
       </w:rPr>
       <w:tblPr/>
       <w:tcPr>
@@ -5305,7 +5402,7 @@
     </w:tblStylePr>
     <w:tblStylePr w:type="nwCell">
       <w:rPr>
-        <w:color w:val="FFFFFF" w:themeColor="background1"/>
+        <w:color w:val="000000"/>
       </w:rPr>
       <w:tblPr/>
       <w:tcPr>
@@ -5350,7 +5447,7 @@
       <w:rPr>
         <w:b/>
         <w:bCs/>
-        <w:color w:val="FFFFFF" w:themeColor="background1"/>
+        <w:color w:val="000000"/>
       </w:rPr>
       <w:tblPr/>
       <w:tcPr>
@@ -5370,7 +5467,7 @@
         <w:spacing w:before="0" w:after="0" w:line="240" w:lineRule="auto"/>
       </w:pPr>
       <w:rPr>
-        <w:color w:val="auto"/>
+        <w:color w:val="000000"/>
       </w:rPr>
       <w:tblPr/>
       <w:tcPr>
@@ -5389,7 +5486,7 @@
       <w:rPr>
         <w:b/>
         <w:bCs/>
-        <w:color w:val="FFFFFF" w:themeColor="background1"/>
+        <w:color w:val="000000"/>
       </w:rPr>
       <w:tblPr/>
       <w:tcPr>
@@ -5408,7 +5505,7 @@
       <w:rPr>
         <w:b/>
         <w:bCs/>
-        <w:color w:val="FFFFFF" w:themeColor="background1"/>
+        <w:color w:val="000000"/>
       </w:rPr>
       <w:tblPr/>
       <w:tcPr>
@@ -5454,7 +5551,7 @@
     </w:tblStylePr>
     <w:tblStylePr w:type="nwCell">
       <w:rPr>
-        <w:color w:val="FFFFFF" w:themeColor="background1"/>
+        <w:color w:val="000000"/>
       </w:rPr>
       <w:tblPr/>
       <w:tcPr>
@@ -5478,7 +5575,7 @@
       <w:spacing w:after="0" w:line="240" w:lineRule="auto"/>
     </w:pPr>
     <w:rPr>
-      <w:color w:val="000000" w:themeColor="text1"/>
+      <w:color w:val="000000"/>
     </w:rPr>
     <w:tblPr>
       <w:tblStyleRowBandSize w:val="1"/>
@@ -5511,7 +5608,7 @@
       <w:rPr>
         <w:b/>
         <w:bCs/>
-        <w:color w:val="1F497D" w:themeColor="text2"/>
+        <w:color w:val="000000"/>
       </w:rPr>
       <w:tblPr/>
       <w:tcPr>
@@ -5562,7 +5659,7 @@
       <w:spacing w:after="0" w:line="240" w:lineRule="auto"/>
     </w:pPr>
     <w:rPr>
-      <w:color w:val="000000" w:themeColor="text1"/>
+      <w:color w:val="000000"/>
     </w:rPr>
     <w:tblPr>
       <w:tblStyleRowBandSize w:val="1"/>
@@ -5595,7 +5692,7 @@
       <w:rPr>
         <w:b/>
         <w:bCs/>
-        <w:color w:val="1F497D" w:themeColor="text2"/>
+        <w:color w:val="000000"/>
       </w:rPr>
       <w:tblPr/>
       <w:tcPr>
@@ -5646,7 +5743,7 @@
       <w:spacing w:after="0" w:line="240" w:lineRule="auto"/>
     </w:pPr>
     <w:rPr>
-      <w:color w:val="000000" w:themeColor="text1"/>
+      <w:color w:val="000000"/>
     </w:rPr>
     <w:tblPr>
       <w:tblStyleRowBandSize w:val="1"/>
@@ -5679,7 +5776,7 @@
       <w:rPr>
         <w:b/>
         <w:bCs/>
-        <w:color w:val="1F497D" w:themeColor="text2"/>
+        <w:color w:val="000000"/>
       </w:rPr>
       <w:tblPr/>
       <w:tcPr>
@@ -5730,7 +5827,7 @@
       <w:spacing w:after="0" w:line="240" w:lineRule="auto"/>
     </w:pPr>
     <w:rPr>
-      <w:color w:val="000000" w:themeColor="text1"/>
+      <w:color w:val="000000"/>
     </w:rPr>
     <w:tblPr>
       <w:tblStyleRowBandSize w:val="1"/>
@@ -5763,7 +5860,7 @@
       <w:rPr>
         <w:b/>
         <w:bCs/>
-        <w:color w:val="1F497D" w:themeColor="text2"/>
+        <w:color w:val="000000"/>
       </w:rPr>
       <w:tblPr/>
       <w:tcPr>
@@ -5814,7 +5911,7 @@
       <w:spacing w:after="0" w:line="240" w:lineRule="auto"/>
     </w:pPr>
     <w:rPr>
-      <w:color w:val="000000" w:themeColor="text1"/>
+      <w:color w:val="000000"/>
     </w:rPr>
     <w:tblPr>
       <w:tblStyleRowBandSize w:val="1"/>
@@ -5847,7 +5944,7 @@
       <w:rPr>
         <w:b/>
         <w:bCs/>
-        <w:color w:val="1F497D" w:themeColor="text2"/>
+        <w:color w:val="000000"/>
       </w:rPr>
       <w:tblPr/>
       <w:tcPr>
@@ -5898,7 +5995,7 @@
       <w:spacing w:after="0" w:line="240" w:lineRule="auto"/>
     </w:pPr>
     <w:rPr>
-      <w:color w:val="000000" w:themeColor="text1"/>
+      <w:color w:val="000000"/>
     </w:rPr>
     <w:tblPr>
       <w:tblStyleRowBandSize w:val="1"/>
@@ -5931,7 +6028,7 @@
       <w:rPr>
         <w:b/>
         <w:bCs/>
-        <w:color w:val="1F497D" w:themeColor="text2"/>
+        <w:color w:val="000000"/>
       </w:rPr>
       <w:tblPr/>
       <w:tcPr>
@@ -5982,7 +6079,7 @@
       <w:spacing w:after="0" w:line="240" w:lineRule="auto"/>
     </w:pPr>
     <w:rPr>
-      <w:color w:val="000000" w:themeColor="text1"/>
+      <w:color w:val="000000"/>
     </w:rPr>
     <w:tblPr>
       <w:tblStyleRowBandSize w:val="1"/>
@@ -6015,7 +6112,7 @@
       <w:rPr>
         <w:b/>
         <w:bCs/>
-        <w:color w:val="1F497D" w:themeColor="text2"/>
+        <w:color w:val="000000"/>
       </w:rPr>
       <w:tblPr/>
       <w:tcPr>
@@ -6067,7 +6164,7 @@
     </w:pPr>
     <w:rPr>
       <w:rFonts w:asciiTheme="majorHAnsi" w:eastAsiaTheme="majorEastAsia" w:hAnsiTheme="majorHAnsi" w:cstheme="majorBidi"/>
-      <w:color w:val="000000" w:themeColor="text1"/>
+      <w:color w:val="000000"/>
     </w:rPr>
     <w:tblPr>
       <w:tblStyleRowBandSize w:val="1"/>
@@ -6195,7 +6292,7 @@
     </w:pPr>
     <w:rPr>
       <w:rFonts w:asciiTheme="majorHAnsi" w:eastAsiaTheme="majorEastAsia" w:hAnsiTheme="majorHAnsi" w:cstheme="majorBidi"/>
-      <w:color w:val="000000" w:themeColor="text1"/>
+      <w:color w:val="000000"/>
     </w:rPr>
     <w:tblPr>
       <w:tblStyleRowBandSize w:val="1"/>
@@ -6323,7 +6420,7 @@
     </w:pPr>
     <w:rPr>
       <w:rFonts w:asciiTheme="majorHAnsi" w:eastAsiaTheme="majorEastAsia" w:hAnsiTheme="majorHAnsi" w:cstheme="majorBidi"/>
-      <w:color w:val="000000" w:themeColor="text1"/>
+      <w:color w:val="000000"/>
     </w:rPr>
     <w:tblPr>
       <w:tblStyleRowBandSize w:val="1"/>
@@ -6451,7 +6548,7 @@
     </w:pPr>
     <w:rPr>
       <w:rFonts w:asciiTheme="majorHAnsi" w:eastAsiaTheme="majorEastAsia" w:hAnsiTheme="majorHAnsi" w:cstheme="majorBidi"/>
-      <w:color w:val="000000" w:themeColor="text1"/>
+      <w:color w:val="000000"/>
     </w:rPr>
     <w:tblPr>
       <w:tblStyleRowBandSize w:val="1"/>
@@ -6579,7 +6676,7 @@
     </w:pPr>
     <w:rPr>
       <w:rFonts w:asciiTheme="majorHAnsi" w:eastAsiaTheme="majorEastAsia" w:hAnsiTheme="majorHAnsi" w:cstheme="majorBidi"/>
-      <w:color w:val="000000" w:themeColor="text1"/>
+      <w:color w:val="000000"/>
     </w:rPr>
     <w:tblPr>
       <w:tblStyleRowBandSize w:val="1"/>
@@ -6707,7 +6804,7 @@
     </w:pPr>
     <w:rPr>
       <w:rFonts w:asciiTheme="majorHAnsi" w:eastAsiaTheme="majorEastAsia" w:hAnsiTheme="majorHAnsi" w:cstheme="majorBidi"/>
-      <w:color w:val="000000" w:themeColor="text1"/>
+      <w:color w:val="000000"/>
     </w:rPr>
     <w:tblPr>
       <w:tblStyleRowBandSize w:val="1"/>
@@ -6835,7 +6932,7 @@
     </w:pPr>
     <w:rPr>
       <w:rFonts w:asciiTheme="majorHAnsi" w:eastAsiaTheme="majorEastAsia" w:hAnsiTheme="majorHAnsi" w:cstheme="majorBidi"/>
-      <w:color w:val="000000" w:themeColor="text1"/>
+      <w:color w:val="000000"/>
     </w:rPr>
     <w:tblPr>
       <w:tblStyleRowBandSize w:val="1"/>
@@ -7474,7 +7571,7 @@
     </w:pPr>
     <w:rPr>
       <w:rFonts w:asciiTheme="majorHAnsi" w:eastAsiaTheme="majorEastAsia" w:hAnsiTheme="majorHAnsi" w:cstheme="majorBidi"/>
-      <w:color w:val="000000" w:themeColor="text1"/>
+      <w:color w:val="000000"/>
     </w:rPr>
     <w:tblPr>
       <w:tblStyleRowBandSize w:val="1"/>
@@ -7502,7 +7599,7 @@
       <w:rPr>
         <w:b/>
         <w:bCs/>
-        <w:color w:val="000000" w:themeColor="text1"/>
+        <w:color w:val="000000"/>
       </w:rPr>
       <w:tblPr/>
       <w:tcPr>
@@ -7513,7 +7610,7 @@
       <w:rPr>
         <w:b/>
         <w:bCs/>
-        <w:color w:val="000000" w:themeColor="text1"/>
+        <w:color w:val="000000"/>
       </w:rPr>
       <w:tblPr/>
       <w:tcPr>
@@ -7532,7 +7629,7 @@
       <w:rPr>
         <w:b/>
         <w:bCs/>
-        <w:color w:val="000000" w:themeColor="text1"/>
+        <w:color w:val="000000"/>
       </w:rPr>
       <w:tblPr/>
       <w:tcPr>
@@ -7551,7 +7648,7 @@
       <w:rPr>
         <w:b w:val="0"/>
         <w:bCs w:val="0"/>
-        <w:color w:val="000000" w:themeColor="text1"/>
+        <w:color w:val="000000"/>
       </w:rPr>
       <w:tblPr/>
       <w:tcPr>
@@ -7599,7 +7696,7 @@
     </w:pPr>
     <w:rPr>
       <w:rFonts w:asciiTheme="majorHAnsi" w:eastAsiaTheme="majorEastAsia" w:hAnsiTheme="majorHAnsi" w:cstheme="majorBidi"/>
-      <w:color w:val="000000" w:themeColor="text1"/>
+      <w:color w:val="000000"/>
     </w:rPr>
     <w:tblPr>
       <w:tblStyleRowBandSize w:val="1"/>
@@ -7627,7 +7724,7 @@
       <w:rPr>
         <w:b/>
         <w:bCs/>
-        <w:color w:val="000000" w:themeColor="text1"/>
+        <w:color w:val="000000"/>
       </w:rPr>
       <w:tblPr/>
       <w:tcPr>
@@ -7638,7 +7735,7 @@
       <w:rPr>
         <w:b/>
         <w:bCs/>
-        <w:color w:val="000000" w:themeColor="text1"/>
+        <w:color w:val="000000"/>
       </w:rPr>
       <w:tblPr/>
       <w:tcPr>
@@ -7657,7 +7754,7 @@
       <w:rPr>
         <w:b/>
         <w:bCs/>
-        <w:color w:val="000000" w:themeColor="text1"/>
+        <w:color w:val="000000"/>
       </w:rPr>
       <w:tblPr/>
       <w:tcPr>
@@ -7676,7 +7773,7 @@
       <w:rPr>
         <w:b w:val="0"/>
         <w:bCs w:val="0"/>
-        <w:color w:val="000000" w:themeColor="text1"/>
+        <w:color w:val="000000"/>
       </w:rPr>
       <w:tblPr/>
       <w:tcPr>
@@ -7724,7 +7821,7 @@
     </w:pPr>
     <w:rPr>
       <w:rFonts w:asciiTheme="majorHAnsi" w:eastAsiaTheme="majorEastAsia" w:hAnsiTheme="majorHAnsi" w:cstheme="majorBidi"/>
-      <w:color w:val="000000" w:themeColor="text1"/>
+      <w:color w:val="000000"/>
     </w:rPr>
     <w:tblPr>
       <w:tblStyleRowBandSize w:val="1"/>
@@ -7752,7 +7849,7 @@
       <w:rPr>
         <w:b/>
         <w:bCs/>
-        <w:color w:val="000000" w:themeColor="text1"/>
+        <w:color w:val="000000"/>
       </w:rPr>
       <w:tblPr/>
       <w:tcPr>
@@ -7763,7 +7860,7 @@
       <w:rPr>
         <w:b/>
         <w:bCs/>
-        <w:color w:val="000000" w:themeColor="text1"/>
+        <w:color w:val="000000"/>
       </w:rPr>
       <w:tblPr/>
       <w:tcPr>
@@ -7782,7 +7879,7 @@
       <w:rPr>
         <w:b/>
         <w:bCs/>
-        <w:color w:val="000000" w:themeColor="text1"/>
+        <w:color w:val="000000"/>
       </w:rPr>
       <w:tblPr/>
       <w:tcPr>
@@ -7801,7 +7898,7 @@
       <w:rPr>
         <w:b w:val="0"/>
         <w:bCs w:val="0"/>
-        <w:color w:val="000000" w:themeColor="text1"/>
+        <w:color w:val="000000"/>
       </w:rPr>
       <w:tblPr/>
       <w:tcPr>
@@ -7849,7 +7946,7 @@
     </w:pPr>
     <w:rPr>
       <w:rFonts w:asciiTheme="majorHAnsi" w:eastAsiaTheme="majorEastAsia" w:hAnsiTheme="majorHAnsi" w:cstheme="majorBidi"/>
-      <w:color w:val="000000" w:themeColor="text1"/>
+      <w:color w:val="000000"/>
     </w:rPr>
     <w:tblPr>
       <w:tblStyleRowBandSize w:val="1"/>
@@ -7877,7 +7974,7 @@
       <w:rPr>
         <w:b/>
         <w:bCs/>
-        <w:color w:val="000000" w:themeColor="text1"/>
+        <w:color w:val="000000"/>
       </w:rPr>
       <w:tblPr/>
       <w:tcPr>
@@ -7888,7 +7985,7 @@
       <w:rPr>
         <w:b/>
         <w:bCs/>
-        <w:color w:val="000000" w:themeColor="text1"/>
+        <w:color w:val="000000"/>
       </w:rPr>
       <w:tblPr/>
       <w:tcPr>
@@ -7907,7 +8004,7 @@
       <w:rPr>
         <w:b/>
         <w:bCs/>
-        <w:color w:val="000000" w:themeColor="text1"/>
+        <w:color w:val="000000"/>
       </w:rPr>
       <w:tblPr/>
       <w:tcPr>
@@ -7926,7 +8023,7 @@
       <w:rPr>
         <w:b w:val="0"/>
         <w:bCs w:val="0"/>
-        <w:color w:val="000000" w:themeColor="text1"/>
+        <w:color w:val="000000"/>
       </w:rPr>
       <w:tblPr/>
       <w:tcPr>
@@ -7974,7 +8071,7 @@
     </w:pPr>
     <w:rPr>
       <w:rFonts w:asciiTheme="majorHAnsi" w:eastAsiaTheme="majorEastAsia" w:hAnsiTheme="majorHAnsi" w:cstheme="majorBidi"/>
-      <w:color w:val="000000" w:themeColor="text1"/>
+      <w:color w:val="000000"/>
     </w:rPr>
     <w:tblPr>
       <w:tblStyleRowBandSize w:val="1"/>
@@ -8002,7 +8099,7 @@
       <w:rPr>
         <w:b/>
         <w:bCs/>
-        <w:color w:val="000000" w:themeColor="text1"/>
+        <w:color w:val="000000"/>
       </w:rPr>
       <w:tblPr/>
       <w:tcPr>
@@ -8013,7 +8110,7 @@
       <w:rPr>
         <w:b/>
         <w:bCs/>
-        <w:color w:val="000000" w:themeColor="text1"/>
+        <w:color w:val="000000"/>
       </w:rPr>
       <w:tblPr/>
       <w:tcPr>
@@ -8032,7 +8129,7 @@
       <w:rPr>
         <w:b/>
         <w:bCs/>
-        <w:color w:val="000000" w:themeColor="text1"/>
+        <w:color w:val="000000"/>
       </w:rPr>
       <w:tblPr/>
       <w:tcPr>
@@ -8051,7 +8148,7 @@
       <w:rPr>
         <w:b w:val="0"/>
         <w:bCs w:val="0"/>
-        <w:color w:val="000000" w:themeColor="text1"/>
+        <w:color w:val="000000"/>
       </w:rPr>
       <w:tblPr/>
       <w:tcPr>
@@ -8099,7 +8196,7 @@
     </w:pPr>
     <w:rPr>
       <w:rFonts w:asciiTheme="majorHAnsi" w:eastAsiaTheme="majorEastAsia" w:hAnsiTheme="majorHAnsi" w:cstheme="majorBidi"/>
-      <w:color w:val="000000" w:themeColor="text1"/>
+      <w:color w:val="000000"/>
     </w:rPr>
     <w:tblPr>
       <w:tblStyleRowBandSize w:val="1"/>
@@ -8127,7 +8224,7 @@
       <w:rPr>
         <w:b/>
         <w:bCs/>
-        <w:color w:val="000000" w:themeColor="text1"/>
+        <w:color w:val="000000"/>
       </w:rPr>
       <w:tblPr/>
       <w:tcPr>
@@ -8138,7 +8235,7 @@
       <w:rPr>
         <w:b/>
         <w:bCs/>
-        <w:color w:val="000000" w:themeColor="text1"/>
+        <w:color w:val="000000"/>
       </w:rPr>
       <w:tblPr/>
       <w:tcPr>
@@ -8157,7 +8254,7 @@
       <w:rPr>
         <w:b/>
         <w:bCs/>
-        <w:color w:val="000000" w:themeColor="text1"/>
+        <w:color w:val="000000"/>
       </w:rPr>
       <w:tblPr/>
       <w:tcPr>
@@ -8176,7 +8273,7 @@
       <w:rPr>
         <w:b w:val="0"/>
         <w:bCs w:val="0"/>
-        <w:color w:val="000000" w:themeColor="text1"/>
+        <w:color w:val="000000"/>
       </w:rPr>
       <w:tblPr/>
       <w:tcPr>
@@ -8224,7 +8321,7 @@
     </w:pPr>
     <w:rPr>
       <w:rFonts w:asciiTheme="majorHAnsi" w:eastAsiaTheme="majorEastAsia" w:hAnsiTheme="majorHAnsi" w:cstheme="majorBidi"/>
-      <w:color w:val="000000" w:themeColor="text1"/>
+      <w:color w:val="000000"/>
     </w:rPr>
     <w:tblPr>
       <w:tblStyleRowBandSize w:val="1"/>
@@ -8252,7 +8349,7 @@
       <w:rPr>
         <w:b/>
         <w:bCs/>
-        <w:color w:val="000000" w:themeColor="text1"/>
+        <w:color w:val="000000"/>
       </w:rPr>
       <w:tblPr/>
       <w:tcPr>
@@ -8263,7 +8360,7 @@
       <w:rPr>
         <w:b/>
         <w:bCs/>
-        <w:color w:val="000000" w:themeColor="text1"/>
+        <w:color w:val="000000"/>
       </w:rPr>
       <w:tblPr/>
       <w:tcPr>
@@ -8282,7 +8379,7 @@
       <w:rPr>
         <w:b/>
         <w:bCs/>
-        <w:color w:val="000000" w:themeColor="text1"/>
+        <w:color w:val="000000"/>
       </w:rPr>
       <w:tblPr/>
       <w:tcPr>
@@ -8301,7 +8398,7 @@
       <w:rPr>
         <w:b w:val="0"/>
         <w:bCs w:val="0"/>
-        <w:color w:val="000000" w:themeColor="text1"/>
+        <w:color w:val="000000"/>
       </w:rPr>
       <w:tblPr/>
       <w:tcPr>
@@ -8375,7 +8472,7 @@
         <w:bCs/>
         <w:i w:val="0"/>
         <w:iCs w:val="0"/>
-        <w:color w:val="FFFFFF" w:themeColor="background1"/>
+        <w:color w:val="000000"/>
       </w:rPr>
       <w:tblPr/>
       <w:tcPr>
@@ -8396,7 +8493,7 @@
         <w:bCs/>
         <w:i w:val="0"/>
         <w:iCs w:val="0"/>
-        <w:color w:val="FFFFFF" w:themeColor="background1"/>
+        <w:color w:val="000000"/>
       </w:rPr>
       <w:tblPr/>
       <w:tcPr>
@@ -8417,7 +8514,7 @@
         <w:bCs/>
         <w:i w:val="0"/>
         <w:iCs w:val="0"/>
-        <w:color w:val="FFFFFF" w:themeColor="background1"/>
+        <w:color w:val="000000"/>
       </w:rPr>
       <w:tblPr/>
       <w:tcPr>
@@ -8436,7 +8533,7 @@
         <w:bCs/>
         <w:i w:val="0"/>
         <w:iCs w:val="0"/>
-        <w:color w:val="FFFFFF" w:themeColor="background1"/>
+        <w:color w:val="000000"/>
       </w:rPr>
       <w:tblPr/>
       <w:tcPr>
@@ -8516,7 +8613,7 @@
         <w:bCs/>
         <w:i w:val="0"/>
         <w:iCs w:val="0"/>
-        <w:color w:val="FFFFFF" w:themeColor="background1"/>
+        <w:color w:val="000000"/>
       </w:rPr>
       <w:tblPr/>
       <w:tcPr>
@@ -8537,7 +8634,7 @@
         <w:bCs/>
         <w:i w:val="0"/>
         <w:iCs w:val="0"/>
-        <w:color w:val="FFFFFF" w:themeColor="background1"/>
+        <w:color w:val="000000"/>
       </w:rPr>
       <w:tblPr/>
       <w:tcPr>
@@ -8558,7 +8655,7 @@
         <w:bCs/>
         <w:i w:val="0"/>
         <w:iCs w:val="0"/>
-        <w:color w:val="FFFFFF" w:themeColor="background1"/>
+        <w:color w:val="000000"/>
       </w:rPr>
       <w:tblPr/>
       <w:tcPr>
@@ -8577,7 +8674,7 @@
         <w:bCs/>
         <w:i w:val="0"/>
         <w:iCs w:val="0"/>
-        <w:color w:val="FFFFFF" w:themeColor="background1"/>
+        <w:color w:val="000000"/>
       </w:rPr>
       <w:tblPr/>
       <w:tcPr>
@@ -8657,7 +8754,7 @@
         <w:bCs/>
         <w:i w:val="0"/>
         <w:iCs w:val="0"/>
-        <w:color w:val="FFFFFF" w:themeColor="background1"/>
+        <w:color w:val="000000"/>
       </w:rPr>
       <w:tblPr/>
       <w:tcPr>
@@ -8678,7 +8775,7 @@
         <w:bCs/>
         <w:i w:val="0"/>
         <w:iCs w:val="0"/>
-        <w:color w:val="FFFFFF" w:themeColor="background1"/>
+        <w:color w:val="000000"/>
       </w:rPr>
       <w:tblPr/>
       <w:tcPr>
@@ -8699,7 +8796,7 @@
         <w:bCs/>
         <w:i w:val="0"/>
         <w:iCs w:val="0"/>
-        <w:color w:val="FFFFFF" w:themeColor="background1"/>
+        <w:color w:val="000000"/>
       </w:rPr>
       <w:tblPr/>
       <w:tcPr>
@@ -8718,7 +8815,7 @@
         <w:bCs/>
         <w:i w:val="0"/>
         <w:iCs w:val="0"/>
-        <w:color w:val="FFFFFF" w:themeColor="background1"/>
+        <w:color w:val="000000"/>
       </w:rPr>
       <w:tblPr/>
       <w:tcPr>
@@ -8798,7 +8895,7 @@
         <w:bCs/>
         <w:i w:val="0"/>
         <w:iCs w:val="0"/>
-        <w:color w:val="FFFFFF" w:themeColor="background1"/>
+        <w:color w:val="000000"/>
       </w:rPr>
       <w:tblPr/>
       <w:tcPr>
@@ -8819,7 +8916,7 @@
         <w:bCs/>
         <w:i w:val="0"/>
         <w:iCs w:val="0"/>
-        <w:color w:val="FFFFFF" w:themeColor="background1"/>
+        <w:color w:val="000000"/>
       </w:rPr>
       <w:tblPr/>
       <w:tcPr>
@@ -8840,7 +8937,7 @@
         <w:bCs/>
         <w:i w:val="0"/>
         <w:iCs w:val="0"/>
-        <w:color w:val="FFFFFF" w:themeColor="background1"/>
+        <w:color w:val="000000"/>
       </w:rPr>
       <w:tblPr/>
       <w:tcPr>
@@ -8859,7 +8956,7 @@
         <w:bCs/>
         <w:i w:val="0"/>
         <w:iCs w:val="0"/>
-        <w:color w:val="FFFFFF" w:themeColor="background1"/>
+        <w:color w:val="000000"/>
       </w:rPr>
       <w:tblPr/>
       <w:tcPr>
@@ -8939,7 +9036,7 @@
         <w:bCs/>
         <w:i w:val="0"/>
         <w:iCs w:val="0"/>
-        <w:color w:val="FFFFFF" w:themeColor="background1"/>
+        <w:color w:val="000000"/>
       </w:rPr>
       <w:tblPr/>
       <w:tcPr>
@@ -8960,7 +9057,7 @@
         <w:bCs/>
         <w:i w:val="0"/>
         <w:iCs w:val="0"/>
-        <w:color w:val="FFFFFF" w:themeColor="background1"/>
+        <w:color w:val="000000"/>
       </w:rPr>
       <w:tblPr/>
       <w:tcPr>
@@ -8981,7 +9078,7 @@
         <w:bCs/>
         <w:i w:val="0"/>
         <w:iCs w:val="0"/>
-        <w:color w:val="FFFFFF" w:themeColor="background1"/>
+        <w:color w:val="000000"/>
       </w:rPr>
       <w:tblPr/>
       <w:tcPr>
@@ -9000,7 +9097,7 @@
         <w:bCs/>
         <w:i w:val="0"/>
         <w:iCs w:val="0"/>
-        <w:color w:val="FFFFFF" w:themeColor="background1"/>
+        <w:color w:val="000000"/>
       </w:rPr>
       <w:tblPr/>
       <w:tcPr>
@@ -9080,7 +9177,7 @@
         <w:bCs/>
         <w:i w:val="0"/>
         <w:iCs w:val="0"/>
-        <w:color w:val="FFFFFF" w:themeColor="background1"/>
+        <w:color w:val="000000"/>
       </w:rPr>
       <w:tblPr/>
       <w:tcPr>
@@ -9101,7 +9198,7 @@
         <w:bCs/>
         <w:i w:val="0"/>
         <w:iCs w:val="0"/>
-        <w:color w:val="FFFFFF" w:themeColor="background1"/>
+        <w:color w:val="000000"/>
       </w:rPr>
       <w:tblPr/>
       <w:tcPr>
@@ -9122,7 +9219,7 @@
         <w:bCs/>
         <w:i w:val="0"/>
         <w:iCs w:val="0"/>
-        <w:color w:val="FFFFFF" w:themeColor="background1"/>
+        <w:color w:val="000000"/>
       </w:rPr>
       <w:tblPr/>
       <w:tcPr>
@@ -9141,7 +9238,7 @@
         <w:bCs/>
         <w:i w:val="0"/>
         <w:iCs w:val="0"/>
-        <w:color w:val="FFFFFF" w:themeColor="background1"/>
+        <w:color w:val="000000"/>
       </w:rPr>
       <w:tblPr/>
       <w:tcPr>
@@ -9221,7 +9318,7 @@
         <w:bCs/>
         <w:i w:val="0"/>
         <w:iCs w:val="0"/>
-        <w:color w:val="FFFFFF" w:themeColor="background1"/>
+        <w:color w:val="000000"/>
       </w:rPr>
       <w:tblPr/>
       <w:tcPr>
@@ -9242,7 +9339,7 @@
         <w:bCs/>
         <w:i w:val="0"/>
         <w:iCs w:val="0"/>
-        <w:color w:val="FFFFFF" w:themeColor="background1"/>
+        <w:color w:val="000000"/>
       </w:rPr>
       <w:tblPr/>
       <w:tcPr>
@@ -9263,7 +9360,7 @@
         <w:bCs/>
         <w:i w:val="0"/>
         <w:iCs w:val="0"/>
-        <w:color w:val="FFFFFF" w:themeColor="background1"/>
+        <w:color w:val="000000"/>
       </w:rPr>
       <w:tblPr/>
       <w:tcPr>
@@ -9282,7 +9379,7 @@
         <w:bCs/>
         <w:i w:val="0"/>
         <w:iCs w:val="0"/>
-        <w:color w:val="FFFFFF" w:themeColor="background1"/>
+        <w:color w:val="000000"/>
       </w:rPr>
       <w:tblPr/>
       <w:tcPr>
@@ -9335,7 +9432,7 @@
       <w:spacing w:after="0" w:line="240" w:lineRule="auto"/>
     </w:pPr>
     <w:rPr>
-      <w:color w:val="FFFFFF" w:themeColor="background1"/>
+      <w:color w:val="000000"/>
     </w:rPr>
     <w:tblPr>
       <w:tblStyleRowBandSize w:val="1"/>
@@ -9449,7 +9546,7 @@
       <w:spacing w:after="0" w:line="240" w:lineRule="auto"/>
     </w:pPr>
     <w:rPr>
-      <w:color w:val="FFFFFF" w:themeColor="background1"/>
+      <w:color w:val="000000"/>
     </w:rPr>
     <w:tblPr>
       <w:tblStyleRowBandSize w:val="1"/>
@@ -9563,7 +9660,7 @@
       <w:spacing w:after="0" w:line="240" w:lineRule="auto"/>
     </w:pPr>
     <w:rPr>
-      <w:color w:val="FFFFFF" w:themeColor="background1"/>
+      <w:color w:val="000000"/>
     </w:rPr>
     <w:tblPr>
       <w:tblStyleRowBandSize w:val="1"/>
@@ -9677,7 +9774,7 @@
       <w:spacing w:after="0" w:line="240" w:lineRule="auto"/>
     </w:pPr>
     <w:rPr>
-      <w:color w:val="FFFFFF" w:themeColor="background1"/>
+      <w:color w:val="000000"/>
     </w:rPr>
     <w:tblPr>
       <w:tblStyleRowBandSize w:val="1"/>
@@ -9791,7 +9888,7 @@
       <w:spacing w:after="0" w:line="240" w:lineRule="auto"/>
     </w:pPr>
     <w:rPr>
-      <w:color w:val="FFFFFF" w:themeColor="background1"/>
+      <w:color w:val="000000"/>
     </w:rPr>
     <w:tblPr>
       <w:tblStyleRowBandSize w:val="1"/>
@@ -9905,7 +10002,7 @@
       <w:spacing w:after="0" w:line="240" w:lineRule="auto"/>
     </w:pPr>
     <w:rPr>
-      <w:color w:val="FFFFFF" w:themeColor="background1"/>
+      <w:color w:val="000000"/>
     </w:rPr>
     <w:tblPr>
       <w:tblStyleRowBandSize w:val="1"/>
@@ -10019,7 +10116,7 @@
       <w:spacing w:after="0" w:line="240" w:lineRule="auto"/>
     </w:pPr>
     <w:rPr>
-      <w:color w:val="FFFFFF" w:themeColor="background1"/>
+      <w:color w:val="000000"/>
     </w:rPr>
     <w:tblPr>
       <w:tblStyleRowBandSize w:val="1"/>
@@ -10133,7 +10230,7 @@
       <w:spacing w:after="0" w:line="240" w:lineRule="auto"/>
     </w:pPr>
     <w:rPr>
-      <w:color w:val="000000" w:themeColor="text1"/>
+      <w:color w:val="000000"/>
     </w:rPr>
     <w:tblPr>
       <w:tblStyleRowBandSize w:val="1"/>
@@ -10179,7 +10276,7 @@
       <w:rPr>
         <w:b/>
         <w:bCs/>
-        <w:color w:val="FFFFFF" w:themeColor="background1"/>
+        <w:color w:val="000000"/>
       </w:rPr>
       <w:tblPr/>
       <w:tcPr>
@@ -10191,7 +10288,7 @@
     </w:tblStylePr>
     <w:tblStylePr w:type="firstCol">
       <w:rPr>
-        <w:color w:val="FFFFFF" w:themeColor="background1"/>
+        <w:color w:val="000000"/>
       </w:rPr>
       <w:tblPr/>
       <w:tcPr>
@@ -10208,7 +10305,7 @@
     </w:tblStylePr>
     <w:tblStylePr w:type="lastCol">
       <w:rPr>
-        <w:color w:val="FFFFFF" w:themeColor="background1"/>
+        <w:color w:val="000000"/>
       </w:rPr>
       <w:tblPr/>
       <w:tcPr>
@@ -10237,12 +10334,12 @@
     </w:tblStylePr>
     <w:tblStylePr w:type="neCell">
       <w:rPr>
-        <w:color w:val="000000" w:themeColor="text1"/>
+        <w:color w:val="000000"/>
       </w:rPr>
     </w:tblStylePr>
     <w:tblStylePr w:type="nwCell">
       <w:rPr>
-        <w:color w:val="000000" w:themeColor="text1"/>
+        <w:color w:val="000000"/>
       </w:rPr>
     </w:tblStylePr>
   </w:style>
@@ -10255,7 +10352,7 @@
       <w:spacing w:after="0" w:line="240" w:lineRule="auto"/>
     </w:pPr>
     <w:rPr>
-      <w:color w:val="000000" w:themeColor="text1"/>
+      <w:color w:val="000000"/>
     </w:rPr>
     <w:tblPr>
       <w:tblStyleRowBandSize w:val="1"/>
@@ -10301,7 +10398,7 @@
       <w:rPr>
         <w:b/>
         <w:bCs/>
-        <w:color w:val="FFFFFF" w:themeColor="background1"/>
+        <w:color w:val="000000"/>
       </w:rPr>
       <w:tblPr/>
       <w:tcPr>
@@ -10313,7 +10410,7 @@
     </w:tblStylePr>
     <w:tblStylePr w:type="firstCol">
       <w:rPr>
-        <w:color w:val="FFFFFF" w:themeColor="background1"/>
+        <w:color w:val="000000"/>
       </w:rPr>
       <w:tblPr/>
       <w:tcPr>
@@ -10330,7 +10427,7 @@
     </w:tblStylePr>
     <w:tblStylePr w:type="lastCol">
       <w:rPr>
-        <w:color w:val="FFFFFF" w:themeColor="background1"/>
+        <w:color w:val="000000"/>
       </w:rPr>
       <w:tblPr/>
       <w:tcPr>
@@ -10359,12 +10456,12 @@
     </w:tblStylePr>
     <w:tblStylePr w:type="neCell">
       <w:rPr>
-        <w:color w:val="000000" w:themeColor="text1"/>
+        <w:color w:val="000000"/>
       </w:rPr>
     </w:tblStylePr>
     <w:tblStylePr w:type="nwCell">
       <w:rPr>
-        <w:color w:val="000000" w:themeColor="text1"/>
+        <w:color w:val="000000"/>
       </w:rPr>
     </w:tblStylePr>
   </w:style>
@@ -10377,7 +10474,7 @@
       <w:spacing w:after="0" w:line="240" w:lineRule="auto"/>
     </w:pPr>
     <w:rPr>
-      <w:color w:val="000000" w:themeColor="text1"/>
+      <w:color w:val="000000"/>
     </w:rPr>
     <w:tblPr>
       <w:tblStyleRowBandSize w:val="1"/>
@@ -10423,7 +10520,7 @@
       <w:rPr>
         <w:b/>
         <w:bCs/>
-        <w:color w:val="FFFFFF" w:themeColor="background1"/>
+        <w:color w:val="000000"/>
       </w:rPr>
       <w:tblPr/>
       <w:tcPr>
@@ -10435,7 +10532,7 @@
     </w:tblStylePr>
     <w:tblStylePr w:type="firstCol">
       <w:rPr>
-        <w:color w:val="FFFFFF" w:themeColor="background1"/>
+        <w:color w:val="000000"/>
       </w:rPr>
       <w:tblPr/>
       <w:tcPr>
@@ -10452,7 +10549,7 @@
     </w:tblStylePr>
     <w:tblStylePr w:type="lastCol">
       <w:rPr>
-        <w:color w:val="FFFFFF" w:themeColor="background1"/>
+        <w:color w:val="000000"/>
       </w:rPr>
       <w:tblPr/>
       <w:tcPr>
@@ -10481,12 +10578,12 @@
     </w:tblStylePr>
     <w:tblStylePr w:type="neCell">
       <w:rPr>
-        <w:color w:val="000000" w:themeColor="text1"/>
+        <w:color w:val="000000"/>
       </w:rPr>
     </w:tblStylePr>
     <w:tblStylePr w:type="nwCell">
       <w:rPr>
-        <w:color w:val="000000" w:themeColor="text1"/>
+        <w:color w:val="000000"/>
       </w:rPr>
     </w:tblStylePr>
   </w:style>
@@ -10499,7 +10596,7 @@
       <w:spacing w:after="0" w:line="240" w:lineRule="auto"/>
     </w:pPr>
     <w:rPr>
-      <w:color w:val="000000" w:themeColor="text1"/>
+      <w:color w:val="000000"/>
     </w:rPr>
     <w:tblPr>
       <w:tblStyleRowBandSize w:val="1"/>
@@ -10545,7 +10642,7 @@
       <w:rPr>
         <w:b/>
         <w:bCs/>
-        <w:color w:val="FFFFFF" w:themeColor="background1"/>
+        <w:color w:val="000000"/>
       </w:rPr>
       <w:tblPr/>
       <w:tcPr>
@@ -10557,7 +10654,7 @@
     </w:tblStylePr>
     <w:tblStylePr w:type="firstCol">
       <w:rPr>
-        <w:color w:val="FFFFFF" w:themeColor="background1"/>
+        <w:color w:val="000000"/>
       </w:rPr>
       <w:tblPr/>
       <w:tcPr>
@@ -10574,7 +10671,7 @@
     </w:tblStylePr>
     <w:tblStylePr w:type="lastCol">
       <w:rPr>
-        <w:color w:val="FFFFFF" w:themeColor="background1"/>
+        <w:color w:val="000000"/>
       </w:rPr>
       <w:tblPr/>
       <w:tcPr>
@@ -10611,7 +10708,7 @@
       <w:spacing w:after="0" w:line="240" w:lineRule="auto"/>
     </w:pPr>
     <w:rPr>
-      <w:color w:val="000000" w:themeColor="text1"/>
+      <w:color w:val="000000"/>
     </w:rPr>
     <w:tblPr>
       <w:tblStyleRowBandSize w:val="1"/>
@@ -10657,7 +10754,7 @@
       <w:rPr>
         <w:b/>
         <w:bCs/>
-        <w:color w:val="FFFFFF" w:themeColor="background1"/>
+        <w:color w:val="000000"/>
       </w:rPr>
       <w:tblPr/>
       <w:tcPr>
@@ -10669,7 +10766,7 @@
     </w:tblStylePr>
     <w:tblStylePr w:type="firstCol">
       <w:rPr>
-        <w:color w:val="FFFFFF" w:themeColor="background1"/>
+        <w:color w:val="000000"/>
       </w:rPr>
       <w:tblPr/>
       <w:tcPr>
@@ -10686,7 +10783,7 @@
     </w:tblStylePr>
     <w:tblStylePr w:type="lastCol">
       <w:rPr>
-        <w:color w:val="FFFFFF" w:themeColor="background1"/>
+        <w:color w:val="000000"/>
       </w:rPr>
       <w:tblPr/>
       <w:tcPr>
@@ -10715,12 +10812,12 @@
     </w:tblStylePr>
     <w:tblStylePr w:type="neCell">
       <w:rPr>
-        <w:color w:val="000000" w:themeColor="text1"/>
+        <w:color w:val="000000"/>
       </w:rPr>
     </w:tblStylePr>
     <w:tblStylePr w:type="nwCell">
       <w:rPr>
-        <w:color w:val="000000" w:themeColor="text1"/>
+        <w:color w:val="000000"/>
       </w:rPr>
     </w:tblStylePr>
   </w:style>
@@ -10733,7 +10830,7 @@
       <w:spacing w:after="0" w:line="240" w:lineRule="auto"/>
     </w:pPr>
     <w:rPr>
-      <w:color w:val="000000" w:themeColor="text1"/>
+      <w:color w:val="000000"/>
     </w:rPr>
     <w:tblPr>
       <w:tblStyleRowBandSize w:val="1"/>
@@ -10779,7 +10876,7 @@
       <w:rPr>
         <w:b/>
         <w:bCs/>
-        <w:color w:val="FFFFFF" w:themeColor="background1"/>
+        <w:color w:val="000000"/>
       </w:rPr>
       <w:tblPr/>
       <w:tcPr>
@@ -10791,7 +10888,7 @@
     </w:tblStylePr>
     <w:tblStylePr w:type="firstCol">
       <w:rPr>
-        <w:color w:val="FFFFFF" w:themeColor="background1"/>
+        <w:color w:val="000000"/>
       </w:rPr>
       <w:tblPr/>
       <w:tcPr>
@@ -10808,7 +10905,7 @@
     </w:tblStylePr>
     <w:tblStylePr w:type="lastCol">
       <w:rPr>
-        <w:color w:val="FFFFFF" w:themeColor="background1"/>
+        <w:color w:val="000000"/>
       </w:rPr>
       <w:tblPr/>
       <w:tcPr>
@@ -10837,12 +10934,12 @@
     </w:tblStylePr>
     <w:tblStylePr w:type="neCell">
       <w:rPr>
-        <w:color w:val="000000" w:themeColor="text1"/>
+        <w:color w:val="000000"/>
       </w:rPr>
     </w:tblStylePr>
     <w:tblStylePr w:type="nwCell">
       <w:rPr>
-        <w:color w:val="000000" w:themeColor="text1"/>
+        <w:color w:val="000000"/>
       </w:rPr>
     </w:tblStylePr>
   </w:style>
@@ -10855,7 +10952,7 @@
       <w:spacing w:after="0" w:line="240" w:lineRule="auto"/>
     </w:pPr>
     <w:rPr>
-      <w:color w:val="000000" w:themeColor="text1"/>
+      <w:color w:val="000000"/>
     </w:rPr>
     <w:tblPr>
       <w:tblStyleRowBandSize w:val="1"/>
@@ -10901,7 +10998,7 @@
       <w:rPr>
         <w:b/>
         <w:bCs/>
-        <w:color w:val="FFFFFF" w:themeColor="background1"/>
+        <w:color w:val="000000"/>
       </w:rPr>
       <w:tblPr/>
       <w:tcPr>
@@ -10913,7 +11010,7 @@
     </w:tblStylePr>
     <w:tblStylePr w:type="firstCol">
       <w:rPr>
-        <w:color w:val="FFFFFF" w:themeColor="background1"/>
+        <w:color w:val="000000"/>
       </w:rPr>
       <w:tblPr/>
       <w:tcPr>
@@ -10930,7 +11027,7 @@
     </w:tblStylePr>
     <w:tblStylePr w:type="lastCol">
       <w:rPr>
-        <w:color w:val="FFFFFF" w:themeColor="background1"/>
+        <w:color w:val="000000"/>
       </w:rPr>
       <w:tblPr/>
       <w:tcPr>
@@ -10959,12 +11056,12 @@
     </w:tblStylePr>
     <w:tblStylePr w:type="neCell">
       <w:rPr>
-        <w:color w:val="000000" w:themeColor="text1"/>
+        <w:color w:val="000000"/>
       </w:rPr>
     </w:tblStylePr>
     <w:tblStylePr w:type="nwCell">
       <w:rPr>
-        <w:color w:val="000000" w:themeColor="text1"/>
+        <w:color w:val="000000"/>
       </w:rPr>
     </w:tblStylePr>
   </w:style>
@@ -10977,7 +11074,7 @@
       <w:spacing w:after="0" w:line="240" w:lineRule="auto"/>
     </w:pPr>
     <w:rPr>
-      <w:color w:val="000000" w:themeColor="text1"/>
+      <w:color w:val="000000"/>
     </w:rPr>
     <w:tblPr>
       <w:tblStyleRowBandSize w:val="1"/>
@@ -10997,7 +11094,7 @@
       <w:rPr>
         <w:b/>
         <w:bCs/>
-        <w:color w:val="FFFFFF" w:themeColor="background1"/>
+        <w:color w:val="000000"/>
       </w:rPr>
       <w:tblPr/>
       <w:tcPr>
@@ -11011,7 +11108,7 @@
       <w:rPr>
         <w:b/>
         <w:bCs/>
-        <w:color w:val="9E3A38" w:themeColor="accent2" w:themeShade="CC"/>
+        <w:color w:val="000000"/>
       </w:rPr>
       <w:tblPr/>
       <w:tcPr>
@@ -11063,7 +11160,7 @@
       <w:spacing w:after="0" w:line="240" w:lineRule="auto"/>
     </w:pPr>
     <w:rPr>
-      <w:color w:val="000000" w:themeColor="text1"/>
+      <w:color w:val="000000"/>
     </w:rPr>
     <w:tblPr>
       <w:tblStyleRowBandSize w:val="1"/>
@@ -11083,7 +11180,7 @@
       <w:rPr>
         <w:b/>
         <w:bCs/>
-        <w:color w:val="FFFFFF" w:themeColor="background1"/>
+        <w:color w:val="000000"/>
       </w:rPr>
       <w:tblPr/>
       <w:tcPr>
@@ -11097,7 +11194,7 @@
       <w:rPr>
         <w:b/>
         <w:bCs/>
-        <w:color w:val="9E3A38" w:themeColor="accent2" w:themeShade="CC"/>
+        <w:color w:val="000000"/>
       </w:rPr>
       <w:tblPr/>
       <w:tcPr>
@@ -11149,7 +11246,7 @@
       <w:spacing w:after="0" w:line="240" w:lineRule="auto"/>
     </w:pPr>
     <w:rPr>
-      <w:color w:val="000000" w:themeColor="text1"/>
+      <w:color w:val="000000"/>
     </w:rPr>
     <w:tblPr>
       <w:tblStyleRowBandSize w:val="1"/>
@@ -11169,7 +11266,7 @@
       <w:rPr>
         <w:b/>
         <w:bCs/>
-        <w:color w:val="FFFFFF" w:themeColor="background1"/>
+        <w:color w:val="000000"/>
       </w:rPr>
       <w:tblPr/>
       <w:tcPr>
@@ -11183,7 +11280,7 @@
       <w:rPr>
         <w:b/>
         <w:bCs/>
-        <w:color w:val="9E3A38" w:themeColor="accent2" w:themeShade="CC"/>
+        <w:color w:val="000000"/>
       </w:rPr>
       <w:tblPr/>
       <w:tcPr>
@@ -11235,7 +11332,7 @@
       <w:spacing w:after="0" w:line="240" w:lineRule="auto"/>
     </w:pPr>
     <w:rPr>
-      <w:color w:val="000000" w:themeColor="text1"/>
+      <w:color w:val="000000"/>
     </w:rPr>
     <w:tblPr>
       <w:tblStyleRowBandSize w:val="1"/>
@@ -11255,7 +11352,7 @@
       <w:rPr>
         <w:b/>
         <w:bCs/>
-        <w:color w:val="FFFFFF" w:themeColor="background1"/>
+        <w:color w:val="000000"/>
       </w:rPr>
       <w:tblPr/>
       <w:tcPr>
@@ -11269,7 +11366,7 @@
       <w:rPr>
         <w:b/>
         <w:bCs/>
-        <w:color w:val="664E82" w:themeColor="accent4" w:themeShade="CC"/>
+        <w:color w:val="000000"/>
       </w:rPr>
       <w:tblPr/>
       <w:tcPr>
@@ -11321,7 +11418,7 @@
       <w:spacing w:after="0" w:line="240" w:lineRule="auto"/>
     </w:pPr>
     <w:rPr>
-      <w:color w:val="000000" w:themeColor="text1"/>
+      <w:color w:val="000000"/>
     </w:rPr>
     <w:tblPr>
       <w:tblStyleRowBandSize w:val="1"/>
@@ -11341,7 +11438,7 @@
       <w:rPr>
         <w:b/>
         <w:bCs/>
-        <w:color w:val="FFFFFF" w:themeColor="background1"/>
+        <w:color w:val="000000"/>
       </w:rPr>
       <w:tblPr/>
       <w:tcPr>
@@ -11355,7 +11452,7 @@
       <w:rPr>
         <w:b/>
         <w:bCs/>
-        <w:color w:val="7E9C40" w:themeColor="accent3" w:themeShade="CC"/>
+        <w:color w:val="000000"/>
       </w:rPr>
       <w:tblPr/>
       <w:tcPr>
@@ -11407,7 +11504,7 @@
       <w:spacing w:after="0" w:line="240" w:lineRule="auto"/>
     </w:pPr>
     <w:rPr>
-      <w:color w:val="000000" w:themeColor="text1"/>
+      <w:color w:val="000000"/>
     </w:rPr>
     <w:tblPr>
       <w:tblStyleRowBandSize w:val="1"/>
@@ -11427,7 +11524,7 @@
       <w:rPr>
         <w:b/>
         <w:bCs/>
-        <w:color w:val="FFFFFF" w:themeColor="background1"/>
+        <w:color w:val="000000"/>
       </w:rPr>
       <w:tblPr/>
       <w:tcPr>
@@ -11441,7 +11538,7 @@
       <w:rPr>
         <w:b/>
         <w:bCs/>
-        <w:color w:val="F2730A" w:themeColor="accent6" w:themeShade="CC"/>
+        <w:color w:val="000000"/>
       </w:rPr>
       <w:tblPr/>
       <w:tcPr>
@@ -11493,7 +11590,7 @@
       <w:spacing w:after="0" w:line="240" w:lineRule="auto"/>
     </w:pPr>
     <w:rPr>
-      <w:color w:val="000000" w:themeColor="text1"/>
+      <w:color w:val="000000"/>
     </w:rPr>
     <w:tblPr>
       <w:tblStyleRowBandSize w:val="1"/>
@@ -11513,7 +11610,7 @@
       <w:rPr>
         <w:b/>
         <w:bCs/>
-        <w:color w:val="FFFFFF" w:themeColor="background1"/>
+        <w:color w:val="000000"/>
       </w:rPr>
       <w:tblPr/>
       <w:tcPr>
@@ -11527,7 +11624,7 @@
       <w:rPr>
         <w:b/>
         <w:bCs/>
-        <w:color w:val="348DA5" w:themeColor="accent5" w:themeShade="CC"/>
+        <w:color w:val="000000"/>
       </w:rPr>
       <w:tblPr/>
       <w:tcPr>
@@ -11579,7 +11676,7 @@
       <w:spacing w:after="0" w:line="240" w:lineRule="auto"/>
     </w:pPr>
     <w:rPr>
-      <w:color w:val="000000" w:themeColor="text1"/>
+      <w:color w:val="000000"/>
     </w:rPr>
     <w:tblPr>
       <w:tblStyleRowBandSize w:val="1"/>
@@ -11612,7 +11709,7 @@
       <w:rPr>
         <w:b/>
         <w:bCs/>
-        <w:color w:val="000000" w:themeColor="text1"/>
+        <w:color w:val="000000"/>
       </w:rPr>
       <w:tblPr/>
       <w:tcPr>
@@ -11621,7 +11718,7 @@
     </w:tblStylePr>
     <w:tblStylePr w:type="firstCol">
       <w:rPr>
-        <w:color w:val="FFFFFF" w:themeColor="background1"/>
+        <w:color w:val="000000"/>
       </w:rPr>
       <w:tblPr/>
       <w:tcPr>
@@ -11630,7 +11727,7 @@
     </w:tblStylePr>
     <w:tblStylePr w:type="lastCol">
       <w:rPr>
-        <w:color w:val="FFFFFF" w:themeColor="background1"/>
+        <w:color w:val="000000"/>
       </w:rPr>
       <w:tblPr/>
       <w:tcPr>
@@ -11659,7 +11756,7 @@
       <w:spacing w:after="0" w:line="240" w:lineRule="auto"/>
     </w:pPr>
     <w:rPr>
-      <w:color w:val="000000" w:themeColor="text1"/>
+      <w:color w:val="000000"/>
     </w:rPr>
     <w:tblPr>
       <w:tblStyleRowBandSize w:val="1"/>
@@ -11692,7 +11789,7 @@
       <w:rPr>
         <w:b/>
         <w:bCs/>
-        <w:color w:val="000000" w:themeColor="text1"/>
+        <w:color w:val="000000"/>
       </w:rPr>
       <w:tblPr/>
       <w:tcPr>
@@ -11701,7 +11798,7 @@
     </w:tblStylePr>
     <w:tblStylePr w:type="firstCol">
       <w:rPr>
-        <w:color w:val="FFFFFF" w:themeColor="background1"/>
+        <w:color w:val="000000"/>
       </w:rPr>
       <w:tblPr/>
       <w:tcPr>
@@ -11710,7 +11807,7 @@
     </w:tblStylePr>
     <w:tblStylePr w:type="lastCol">
       <w:rPr>
-        <w:color w:val="FFFFFF" w:themeColor="background1"/>
+        <w:color w:val="000000"/>
       </w:rPr>
       <w:tblPr/>
       <w:tcPr>
@@ -11739,7 +11836,7 @@
       <w:spacing w:after="0" w:line="240" w:lineRule="auto"/>
     </w:pPr>
     <w:rPr>
-      <w:color w:val="000000" w:themeColor="text1"/>
+      <w:color w:val="000000"/>
     </w:rPr>
     <w:tblPr>
       <w:tblStyleRowBandSize w:val="1"/>
@@ -11772,7 +11869,7 @@
       <w:rPr>
         <w:b/>
         <w:bCs/>
-        <w:color w:val="000000" w:themeColor="text1"/>
+        <w:color w:val="000000"/>
       </w:rPr>
       <w:tblPr/>
       <w:tcPr>
@@ -11781,7 +11878,7 @@
     </w:tblStylePr>
     <w:tblStylePr w:type="firstCol">
       <w:rPr>
-        <w:color w:val="FFFFFF" w:themeColor="background1"/>
+        <w:color w:val="000000"/>
       </w:rPr>
       <w:tblPr/>
       <w:tcPr>
@@ -11790,7 +11887,7 @@
     </w:tblStylePr>
     <w:tblStylePr w:type="lastCol">
       <w:rPr>
-        <w:color w:val="FFFFFF" w:themeColor="background1"/>
+        <w:color w:val="000000"/>
       </w:rPr>
       <w:tblPr/>
       <w:tcPr>
@@ -11819,7 +11916,7 @@
       <w:spacing w:after="0" w:line="240" w:lineRule="auto"/>
     </w:pPr>
     <w:rPr>
-      <w:color w:val="000000" w:themeColor="text1"/>
+      <w:color w:val="000000"/>
     </w:rPr>
     <w:tblPr>
       <w:tblStyleRowBandSize w:val="1"/>
@@ -11852,7 +11949,7 @@
       <w:rPr>
         <w:b/>
         <w:bCs/>
-        <w:color w:val="000000" w:themeColor="text1"/>
+        <w:color w:val="000000"/>
       </w:rPr>
       <w:tblPr/>
       <w:tcPr>
@@ -11861,7 +11958,7 @@
     </w:tblStylePr>
     <w:tblStylePr w:type="firstCol">
       <w:rPr>
-        <w:color w:val="FFFFFF" w:themeColor="background1"/>
+        <w:color w:val="000000"/>
       </w:rPr>
       <w:tblPr/>
       <w:tcPr>
@@ -11870,7 +11967,7 @@
     </w:tblStylePr>
     <w:tblStylePr w:type="lastCol">
       <w:rPr>
-        <w:color w:val="FFFFFF" w:themeColor="background1"/>
+        <w:color w:val="000000"/>
       </w:rPr>
       <w:tblPr/>
       <w:tcPr>
@@ -11899,7 +11996,7 @@
       <w:spacing w:after="0" w:line="240" w:lineRule="auto"/>
     </w:pPr>
     <w:rPr>
-      <w:color w:val="000000" w:themeColor="text1"/>
+      <w:color w:val="000000"/>
     </w:rPr>
     <w:tblPr>
       <w:tblStyleRowBandSize w:val="1"/>
@@ -11932,7 +12029,7 @@
       <w:rPr>
         <w:b/>
         <w:bCs/>
-        <w:color w:val="000000" w:themeColor="text1"/>
+        <w:color w:val="000000"/>
       </w:rPr>
       <w:tblPr/>
       <w:tcPr>
@@ -11941,7 +12038,7 @@
     </w:tblStylePr>
     <w:tblStylePr w:type="firstCol">
       <w:rPr>
-        <w:color w:val="FFFFFF" w:themeColor="background1"/>
+        <w:color w:val="000000"/>
       </w:rPr>
       <w:tblPr/>
       <w:tcPr>
@@ -11950,7 +12047,7 @@
     </w:tblStylePr>
     <w:tblStylePr w:type="lastCol">
       <w:rPr>
-        <w:color w:val="FFFFFF" w:themeColor="background1"/>
+        <w:color w:val="000000"/>
       </w:rPr>
       <w:tblPr/>
       <w:tcPr>
@@ -11979,7 +12076,7 @@
       <w:spacing w:after="0" w:line="240" w:lineRule="auto"/>
     </w:pPr>
     <w:rPr>
-      <w:color w:val="000000" w:themeColor="text1"/>
+      <w:color w:val="000000"/>
     </w:rPr>
     <w:tblPr>
       <w:tblStyleRowBandSize w:val="1"/>
@@ -12012,7 +12109,7 @@
       <w:rPr>
         <w:b/>
         <w:bCs/>
-        <w:color w:val="000000" w:themeColor="text1"/>
+        <w:color w:val="000000"/>
       </w:rPr>
       <w:tblPr/>
       <w:tcPr>
@@ -12021,7 +12118,7 @@
     </w:tblStylePr>
     <w:tblStylePr w:type="firstCol">
       <w:rPr>
-        <w:color w:val="FFFFFF" w:themeColor="background1"/>
+        <w:color w:val="000000"/>
       </w:rPr>
       <w:tblPr/>
       <w:tcPr>
@@ -12030,7 +12127,7 @@
     </w:tblStylePr>
     <w:tblStylePr w:type="lastCol">
       <w:rPr>
-        <w:color w:val="FFFFFF" w:themeColor="background1"/>
+        <w:color w:val="000000"/>
       </w:rPr>
       <w:tblPr/>
       <w:tcPr>
@@ -12059,7 +12156,7 @@
       <w:spacing w:after="0" w:line="240" w:lineRule="auto"/>
     </w:pPr>
     <w:rPr>
-      <w:color w:val="000000" w:themeColor="text1"/>
+      <w:color w:val="000000"/>
     </w:rPr>
     <w:tblPr>
       <w:tblStyleRowBandSize w:val="1"/>
@@ -12092,7 +12189,7 @@
       <w:rPr>
         <w:b/>
         <w:bCs/>
-        <w:color w:val="000000" w:themeColor="text1"/>
+        <w:color w:val="000000"/>
       </w:rPr>
       <w:tblPr/>
       <w:tcPr>
@@ -12101,7 +12198,7 @@
     </w:tblStylePr>
     <w:tblStylePr w:type="firstCol">
       <w:rPr>
-        <w:color w:val="FFFFFF" w:themeColor="background1"/>
+        <w:color w:val="000000"/>
       </w:rPr>
       <w:tblPr/>
       <w:tcPr>
@@ -12110,7 +12207,7 @@
     </w:tblStylePr>
     <w:tblStylePr w:type="lastCol">
       <w:rPr>
-        <w:color w:val="FFFFFF" w:themeColor="background1"/>
+        <w:color w:val="000000"/>
       </w:rPr>
       <w:tblPr/>
       <w:tcPr>
@@ -12312,7 +12409,7 @@
       <w:rFonts w:asciiTheme="majorHAnsi" w:eastAsiaTheme="majorEastAsia" w:hAnsiTheme="majorHAnsi" w:cstheme="majorBidi"/>
       <w:b/>
       <w:bCs/>
-      <w:color w:val="365F91" w:themeColor="accent1" w:themeShade="BF"/>
+      <w:color w:val="000000"/>
       <w:sz w:val="28"/>
       <w:szCs w:val="28"/>
     </w:rPr>
@@ -12336,7 +12433,7 @@
       <w:rFonts w:asciiTheme="majorHAnsi" w:eastAsiaTheme="majorEastAsia" w:hAnsiTheme="majorHAnsi" w:cstheme="majorBidi"/>
       <w:b/>
       <w:bCs/>
-      <w:color w:val="4F81BD" w:themeColor="accent1"/>
+      <w:color w:val="000000"/>
       <w:sz w:val="26"/>
       <w:szCs w:val="26"/>
     </w:rPr>
@@ -12360,7 +12457,7 @@
       <w:rFonts w:asciiTheme="majorHAnsi" w:eastAsiaTheme="majorEastAsia" w:hAnsiTheme="majorHAnsi" w:cstheme="majorBidi"/>
       <w:b/>
       <w:bCs/>
-      <w:color w:val="4F81BD" w:themeColor="accent1"/>
+      <w:color w:val="000000"/>
     </w:rPr>
   </w:style>
   <w:style w:type="paragraph" w:styleId="Heading4">
@@ -12385,7 +12482,7 @@
       <w:bCs/>
       <w:i/>
       <w:iCs/>
-      <w:color w:val="4F81BD" w:themeColor="accent1"/>
+      <w:color w:val="000000"/>
     </w:rPr>
   </w:style>
   <w:style w:type="paragraph" w:styleId="Heading5">
@@ -12406,7 +12503,7 @@
     </w:pPr>
     <w:rPr>
       <w:rFonts w:asciiTheme="majorHAnsi" w:eastAsiaTheme="majorEastAsia" w:hAnsiTheme="majorHAnsi" w:cstheme="majorBidi"/>
-      <w:color w:val="243F60" w:themeColor="accent1" w:themeShade="7F"/>
+      <w:color w:val="000000"/>
     </w:rPr>
   </w:style>
   <w:style w:type="paragraph" w:styleId="Heading6">
@@ -12429,7 +12526,7 @@
       <w:rFonts w:asciiTheme="majorHAnsi" w:eastAsiaTheme="majorEastAsia" w:hAnsiTheme="majorHAnsi" w:cstheme="majorBidi"/>
       <w:i/>
       <w:iCs/>
-      <w:color w:val="243F60" w:themeColor="accent1" w:themeShade="7F"/>
+      <w:color w:val="000000"/>
     </w:rPr>
   </w:style>
   <w:style w:type="paragraph" w:styleId="Heading7">
@@ -12452,7 +12549,7 @@
       <w:rFonts w:asciiTheme="majorHAnsi" w:eastAsiaTheme="majorEastAsia" w:hAnsiTheme="majorHAnsi" w:cstheme="majorBidi"/>
       <w:i/>
       <w:iCs/>
-      <w:color w:val="404040" w:themeColor="text1" w:themeTint="BF"/>
+      <w:color w:val="000000"/>
     </w:rPr>
   </w:style>
   <w:style w:type="paragraph" w:styleId="Heading8">
@@ -12473,7 +12570,7 @@
     </w:pPr>
     <w:rPr>
       <w:rFonts w:asciiTheme="majorHAnsi" w:eastAsiaTheme="majorEastAsia" w:hAnsiTheme="majorHAnsi" w:cstheme="majorBidi"/>
-      <w:color w:val="4F81BD" w:themeColor="accent1"/>
+      <w:color w:val="000000"/>
       <w:sz w:val="20"/>
       <w:szCs w:val="20"/>
     </w:rPr>
@@ -12498,7 +12595,7 @@
       <w:rFonts w:asciiTheme="majorHAnsi" w:eastAsiaTheme="majorEastAsia" w:hAnsiTheme="majorHAnsi" w:cstheme="majorBidi"/>
       <w:i/>
       <w:iCs/>
-      <w:color w:val="404040" w:themeColor="text1" w:themeTint="BF"/>
+      <w:color w:val="000000"/>
       <w:sz w:val="20"/>
       <w:szCs w:val="20"/>
     </w:rPr>
@@ -12549,7 +12646,7 @@
       <w:rFonts w:asciiTheme="majorHAnsi" w:eastAsiaTheme="majorEastAsia" w:hAnsiTheme="majorHAnsi" w:cstheme="majorBidi"/>
       <w:b/>
       <w:bCs/>
-      <w:color w:val="365F91" w:themeColor="accent1" w:themeShade="BF"/>
+      <w:color w:val="000000"/>
       <w:sz w:val="28"/>
       <w:szCs w:val="28"/>
     </w:rPr>
@@ -12564,7 +12661,7 @@
       <w:rFonts w:asciiTheme="majorHAnsi" w:eastAsiaTheme="majorEastAsia" w:hAnsiTheme="majorHAnsi" w:cstheme="majorBidi"/>
       <w:b/>
       <w:bCs/>
-      <w:color w:val="4F81BD" w:themeColor="accent1"/>
+      <w:color w:val="000000"/>
       <w:sz w:val="26"/>
       <w:szCs w:val="26"/>
     </w:rPr>
@@ -12579,7 +12676,7 @@
       <w:rFonts w:asciiTheme="majorHAnsi" w:eastAsiaTheme="majorEastAsia" w:hAnsiTheme="majorHAnsi" w:cstheme="majorBidi"/>
       <w:b/>
       <w:bCs/>
-      <w:color w:val="4F81BD" w:themeColor="accent1"/>
+      <w:color w:val="000000"/>
     </w:rPr>
   </w:style>
   <w:style w:type="paragraph" w:styleId="Title">
@@ -12599,7 +12696,7 @@
     </w:pPr>
     <w:rPr>
       <w:rFonts w:asciiTheme="majorHAnsi" w:eastAsiaTheme="majorEastAsia" w:hAnsiTheme="majorHAnsi" w:cstheme="majorBidi"/>
-      <w:color w:val="17365D" w:themeColor="text2" w:themeShade="BF"/>
+      <w:color w:val="000000"/>
       <w:spacing w:val="5"/>
       <w:kern w:val="28"/>
       <w:sz w:val="52"/>
@@ -12614,7 +12711,7 @@
     <w:rsid w:val="00FC693F"/>
     <w:rPr>
       <w:rFonts w:asciiTheme="majorHAnsi" w:eastAsiaTheme="majorEastAsia" w:hAnsiTheme="majorHAnsi" w:cstheme="majorBidi"/>
-      <w:color w:val="17365D" w:themeColor="text2" w:themeShade="BF"/>
+      <w:color w:val="000000"/>
       <w:spacing w:val="5"/>
       <w:kern w:val="28"/>
       <w:sz w:val="52"/>
@@ -12638,7 +12735,7 @@
       <w:rFonts w:asciiTheme="majorHAnsi" w:eastAsiaTheme="majorEastAsia" w:hAnsiTheme="majorHAnsi" w:cstheme="majorBidi"/>
       <w:i/>
       <w:iCs/>
-      <w:color w:val="4F81BD" w:themeColor="accent1"/>
+      <w:color w:val="000000"/>
       <w:spacing w:val="15"/>
       <w:sz w:val="24"/>
       <w:szCs w:val="24"/>
@@ -12654,7 +12751,7 @@
       <w:rFonts w:asciiTheme="majorHAnsi" w:eastAsiaTheme="majorEastAsia" w:hAnsiTheme="majorHAnsi" w:cstheme="majorBidi"/>
       <w:i/>
       <w:iCs/>
-      <w:color w:val="4F81BD" w:themeColor="accent1"/>
+      <w:color w:val="000000"/>
       <w:spacing w:val="15"/>
       <w:sz w:val="24"/>
       <w:szCs w:val="24"/>
@@ -12926,7 +13023,7 @@
     <w:rPr>
       <w:i/>
       <w:iCs/>
-      <w:color w:val="000000" w:themeColor="text1"/>
+      <w:color w:val="000000"/>
     </w:rPr>
   </w:style>
   <w:style w:type="character" w:customStyle="1" w:styleId="QuoteChar">
@@ -12938,7 +13035,7 @@
     <w:rPr>
       <w:i/>
       <w:iCs/>
-      <w:color w:val="000000" w:themeColor="text1"/>
+      <w:color w:val="000000"/>
     </w:rPr>
   </w:style>
   <w:style w:type="character" w:customStyle="1" w:styleId="Heading4Char">
@@ -12954,7 +13051,7 @@
       <w:bCs/>
       <w:i/>
       <w:iCs/>
-      <w:color w:val="4F81BD" w:themeColor="accent1"/>
+      <w:color w:val="000000"/>
     </w:rPr>
   </w:style>
   <w:style w:type="character" w:customStyle="1" w:styleId="Heading5Char">
@@ -12966,7 +13063,7 @@
     <w:rsid w:val="00FC693F"/>
     <w:rPr>
       <w:rFonts w:asciiTheme="majorHAnsi" w:eastAsiaTheme="majorEastAsia" w:hAnsiTheme="majorHAnsi" w:cstheme="majorBidi"/>
-      <w:color w:val="243F60" w:themeColor="accent1" w:themeShade="7F"/>
+      <w:color w:val="000000"/>
     </w:rPr>
   </w:style>
   <w:style w:type="character" w:customStyle="1" w:styleId="Heading6Char">
@@ -12980,7 +13077,7 @@
       <w:rFonts w:asciiTheme="majorHAnsi" w:eastAsiaTheme="majorEastAsia" w:hAnsiTheme="majorHAnsi" w:cstheme="majorBidi"/>
       <w:i/>
       <w:iCs/>
-      <w:color w:val="243F60" w:themeColor="accent1" w:themeShade="7F"/>
+      <w:color w:val="000000"/>
     </w:rPr>
   </w:style>
   <w:style w:type="character" w:customStyle="1" w:styleId="Heading7Char">
@@ -12994,7 +13091,7 @@
       <w:rFonts w:asciiTheme="majorHAnsi" w:eastAsiaTheme="majorEastAsia" w:hAnsiTheme="majorHAnsi" w:cstheme="majorBidi"/>
       <w:i/>
       <w:iCs/>
-      <w:color w:val="404040" w:themeColor="text1" w:themeTint="BF"/>
+      <w:color w:val="000000"/>
     </w:rPr>
   </w:style>
   <w:style w:type="character" w:customStyle="1" w:styleId="Heading8Char">
@@ -13006,7 +13103,7 @@
     <w:rsid w:val="00FC693F"/>
     <w:rPr>
       <w:rFonts w:asciiTheme="majorHAnsi" w:eastAsiaTheme="majorEastAsia" w:hAnsiTheme="majorHAnsi" w:cstheme="majorBidi"/>
-      <w:color w:val="4F81BD" w:themeColor="accent1"/>
+      <w:color w:val="000000"/>
       <w:sz w:val="20"/>
       <w:szCs w:val="20"/>
     </w:rPr>
@@ -13022,7 +13119,7 @@
       <w:rFonts w:asciiTheme="majorHAnsi" w:eastAsiaTheme="majorEastAsia" w:hAnsiTheme="majorHAnsi" w:cstheme="majorBidi"/>
       <w:i/>
       <w:iCs/>
-      <w:color w:val="404040" w:themeColor="text1" w:themeTint="BF"/>
+      <w:color w:val="000000"/>
       <w:sz w:val="20"/>
       <w:szCs w:val="20"/>
     </w:rPr>
@@ -13042,7 +13139,7 @@
     <w:rPr>
       <w:b/>
       <w:bCs/>
-      <w:color w:val="4F81BD" w:themeColor="accent1"/>
+      <w:color w:val="000000"/>
       <w:sz w:val="18"/>
       <w:szCs w:val="18"/>
     </w:rPr>
@@ -13089,7 +13186,7 @@
       <w:bCs/>
       <w:i/>
       <w:iCs/>
-      <w:color w:val="4F81BD" w:themeColor="accent1"/>
+      <w:color w:val="000000"/>
     </w:rPr>
   </w:style>
   <w:style w:type="character" w:customStyle="1" w:styleId="IntenseQuoteChar">
@@ -13103,7 +13200,7 @@
       <w:bCs/>
       <w:i/>
       <w:iCs/>
-      <w:color w:val="4F81BD" w:themeColor="accent1"/>
+      <w:color w:val="000000"/>
     </w:rPr>
   </w:style>
   <w:style w:type="character" w:styleId="SubtleEmphasis">
@@ -13115,7 +13212,7 @@
     <w:rPr>
       <w:i/>
       <w:iCs/>
-      <w:color w:val="808080" w:themeColor="text1" w:themeTint="7F"/>
+      <w:color w:val="000000"/>
     </w:rPr>
   </w:style>
   <w:style w:type="character" w:styleId="IntenseEmphasis">
@@ -13129,7 +13226,7 @@
       <w:bCs/>
       <w:i/>
       <w:iCs/>
-      <w:color w:val="4F81BD" w:themeColor="accent1"/>
+      <w:color w:val="000000"/>
     </w:rPr>
   </w:style>
   <w:style w:type="character" w:styleId="SubtleReference">
@@ -13140,7 +13237,7 @@
     <w:rsid w:val="00FC693F"/>
     <w:rPr>
       <w:smallCaps/>
-      <w:color w:val="C0504D" w:themeColor="accent2"/>
+      <w:color w:val="000000"/>
       <w:u w:val="single"/>
     </w:rPr>
   </w:style>
@@ -13154,7 +13251,7 @@
       <w:b/>
       <w:bCs/>
       <w:smallCaps/>
-      <w:color w:val="C0504D" w:themeColor="accent2"/>
+      <w:color w:val="000000"/>
       <w:spacing w:val="5"/>
       <w:u w:val="single"/>
     </w:rPr>
@@ -13220,7 +13317,7 @@
       <w:spacing w:after="0" w:line="240" w:lineRule="auto"/>
     </w:pPr>
     <w:rPr>
-      <w:color w:val="000000" w:themeColor="text1" w:themeShade="BF"/>
+      <w:color w:val="000000"/>
     </w:rPr>
     <w:tblPr>
       <w:tblStyleRowBandSize w:val="1"/>
@@ -13323,7 +13420,7 @@
       <w:spacing w:after="0" w:line="240" w:lineRule="auto"/>
     </w:pPr>
     <w:rPr>
-      <w:color w:val="365F91" w:themeColor="accent1" w:themeShade="BF"/>
+      <w:color w:val="000000"/>
     </w:rPr>
     <w:tblPr>
       <w:tblStyleRowBandSize w:val="1"/>
@@ -13426,7 +13523,7 @@
       <w:spacing w:after="0" w:line="240" w:lineRule="auto"/>
     </w:pPr>
     <w:rPr>
-      <w:color w:val="943634" w:themeColor="accent2" w:themeShade="BF"/>
+      <w:color w:val="000000"/>
     </w:rPr>
     <w:tblPr>
       <w:tblStyleRowBandSize w:val="1"/>
@@ -13529,7 +13626,7 @@
       <w:spacing w:after="0" w:line="240" w:lineRule="auto"/>
     </w:pPr>
     <w:rPr>
-      <w:color w:val="76923C" w:themeColor="accent3" w:themeShade="BF"/>
+      <w:color w:val="000000"/>
     </w:rPr>
     <w:tblPr>
       <w:tblStyleRowBandSize w:val="1"/>
@@ -13632,7 +13729,7 @@
       <w:spacing w:after="0" w:line="240" w:lineRule="auto"/>
     </w:pPr>
     <w:rPr>
-      <w:color w:val="5F497A" w:themeColor="accent4" w:themeShade="BF"/>
+      <w:color w:val="000000"/>
     </w:rPr>
     <w:tblPr>
       <w:tblStyleRowBandSize w:val="1"/>
@@ -13735,7 +13832,7 @@
       <w:spacing w:after="0" w:line="240" w:lineRule="auto"/>
     </w:pPr>
     <w:rPr>
-      <w:color w:val="31849B" w:themeColor="accent5" w:themeShade="BF"/>
+      <w:color w:val="000000"/>
     </w:rPr>
     <w:tblPr>
       <w:tblStyleRowBandSize w:val="1"/>
@@ -13838,7 +13935,7 @@
       <w:spacing w:after="0" w:line="240" w:lineRule="auto"/>
     </w:pPr>
     <w:rPr>
-      <w:color w:val="E36C0A" w:themeColor="accent6" w:themeShade="BF"/>
+      <w:color w:val="000000"/>
     </w:rPr>
     <w:tblPr>
       <w:tblStyleRowBandSize w:val="1"/>
@@ -13964,7 +14061,7 @@
       <w:rPr>
         <w:b/>
         <w:bCs/>
-        <w:color w:val="FFFFFF" w:themeColor="background1"/>
+        <w:color w:val="000000"/>
       </w:rPr>
       <w:tblPr/>
       <w:tcPr>
@@ -14056,7 +14153,7 @@
       <w:rPr>
         <w:b/>
         <w:bCs/>
-        <w:color w:val="FFFFFF" w:themeColor="background1"/>
+        <w:color w:val="000000"/>
       </w:rPr>
       <w:tblPr/>
       <w:tcPr>
@@ -14148,7 +14245,7 @@
       <w:rPr>
         <w:b/>
         <w:bCs/>
-        <w:color w:val="FFFFFF" w:themeColor="background1"/>
+        <w:color w:val="000000"/>
       </w:rPr>
       <w:tblPr/>
       <w:tcPr>
@@ -14240,7 +14337,7 @@
       <w:rPr>
         <w:b/>
         <w:bCs/>
-        <w:color w:val="FFFFFF" w:themeColor="background1"/>
+        <w:color w:val="000000"/>
       </w:rPr>
       <w:tblPr/>
       <w:tcPr>
@@ -14332,7 +14429,7 @@
       <w:rPr>
         <w:b/>
         <w:bCs/>
-        <w:color w:val="FFFFFF" w:themeColor="background1"/>
+        <w:color w:val="000000"/>
       </w:rPr>
       <w:tblPr/>
       <w:tcPr>
@@ -14424,7 +14521,7 @@
       <w:rPr>
         <w:b/>
         <w:bCs/>
-        <w:color w:val="FFFFFF" w:themeColor="background1"/>
+        <w:color w:val="000000"/>
       </w:rPr>
       <w:tblPr/>
       <w:tcPr>
@@ -14516,7 +14613,7 @@
       <w:rPr>
         <w:b/>
         <w:bCs/>
-        <w:color w:val="FFFFFF" w:themeColor="background1"/>
+        <w:color w:val="000000"/>
       </w:rPr>
       <w:tblPr/>
       <w:tcPr>
@@ -15519,7 +15616,7 @@
       <w:rPr>
         <w:b/>
         <w:bCs/>
-        <w:color w:val="FFFFFF" w:themeColor="background1"/>
+        <w:color w:val="000000"/>
       </w:rPr>
       <w:tblPr/>
       <w:tcPr>
@@ -15625,7 +15722,7 @@
       <w:rPr>
         <w:b/>
         <w:bCs/>
-        <w:color w:val="FFFFFF" w:themeColor="background1"/>
+        <w:color w:val="000000"/>
       </w:rPr>
       <w:tblPr/>
       <w:tcPr>
@@ -15731,7 +15828,7 @@
       <w:rPr>
         <w:b/>
         <w:bCs/>
-        <w:color w:val="FFFFFF" w:themeColor="background1"/>
+        <w:color w:val="000000"/>
       </w:rPr>
       <w:tblPr/>
       <w:tcPr>
@@ -15837,7 +15934,7 @@
       <w:rPr>
         <w:b/>
         <w:bCs/>
-        <w:color w:val="FFFFFF" w:themeColor="background1"/>
+        <w:color w:val="000000"/>
       </w:rPr>
       <w:tblPr/>
       <w:tcPr>
@@ -15943,7 +16040,7 @@
       <w:rPr>
         <w:b/>
         <w:bCs/>
-        <w:color w:val="FFFFFF" w:themeColor="background1"/>
+        <w:color w:val="000000"/>
       </w:rPr>
       <w:tblPr/>
       <w:tcPr>
@@ -16049,7 +16146,7 @@
       <w:rPr>
         <w:b/>
         <w:bCs/>
-        <w:color w:val="FFFFFF" w:themeColor="background1"/>
+        <w:color w:val="000000"/>
       </w:rPr>
       <w:tblPr/>
       <w:tcPr>
@@ -16155,7 +16252,7 @@
       <w:rPr>
         <w:b/>
         <w:bCs/>
-        <w:color w:val="FFFFFF" w:themeColor="background1"/>
+        <w:color w:val="000000"/>
       </w:rPr>
       <w:tblPr/>
       <w:tcPr>
@@ -16258,7 +16355,7 @@
       <w:rPr>
         <w:b/>
         <w:bCs/>
-        <w:color w:val="FFFFFF" w:themeColor="background1"/>
+        <w:color w:val="000000"/>
       </w:rPr>
       <w:tblPr/>
       <w:tcPr>
@@ -16278,7 +16375,7 @@
         <w:spacing w:before="0" w:after="0" w:line="240" w:lineRule="auto"/>
       </w:pPr>
       <w:rPr>
-        <w:color w:val="auto"/>
+        <w:color w:val="000000"/>
       </w:rPr>
       <w:tblPr/>
       <w:tcPr>
@@ -16297,7 +16394,7 @@
       <w:rPr>
         <w:b/>
         <w:bCs/>
-        <w:color w:val="FFFFFF" w:themeColor="background1"/>
+        <w:color w:val="000000"/>
       </w:rPr>
       <w:tblPr/>
       <w:tcPr>
@@ -16316,7 +16413,7 @@
       <w:rPr>
         <w:b/>
         <w:bCs/>
-        <w:color w:val="FFFFFF" w:themeColor="background1"/>
+        <w:color w:val="000000"/>
       </w:rPr>
       <w:tblPr/>
       <w:tcPr>
@@ -16362,7 +16459,7 @@
     </w:tblStylePr>
     <w:tblStylePr w:type="nwCell">
       <w:rPr>
-        <w:color w:val="FFFFFF" w:themeColor="background1"/>
+        <w:color w:val="000000"/>
       </w:rPr>
       <w:tblPr/>
       <w:tcPr>
@@ -16407,7 +16504,7 @@
       <w:rPr>
         <w:b/>
         <w:bCs/>
-        <w:color w:val="FFFFFF" w:themeColor="background1"/>
+        <w:color w:val="000000"/>
       </w:rPr>
       <w:tblPr/>
       <w:tcPr>
@@ -16427,7 +16524,7 @@
         <w:spacing w:before="0" w:after="0" w:line="240" w:lineRule="auto"/>
       </w:pPr>
       <w:rPr>
-        <w:color w:val="auto"/>
+        <w:color w:val="000000"/>
       </w:rPr>
       <w:tblPr/>
       <w:tcPr>
@@ -16446,7 +16543,7 @@
       <w:rPr>
         <w:b/>
         <w:bCs/>
-        <w:color w:val="FFFFFF" w:themeColor="background1"/>
+        <w:color w:val="000000"/>
       </w:rPr>
       <w:tblPr/>
       <w:tcPr>
@@ -16465,7 +16562,7 @@
       <w:rPr>
         <w:b/>
         <w:bCs/>
-        <w:color w:val="FFFFFF" w:themeColor="background1"/>
+        <w:color w:val="000000"/>
       </w:rPr>
       <w:tblPr/>
       <w:tcPr>
@@ -16511,7 +16608,7 @@
     </w:tblStylePr>
     <w:tblStylePr w:type="nwCell">
       <w:rPr>
-        <w:color w:val="FFFFFF" w:themeColor="background1"/>
+        <w:color w:val="000000"/>
       </w:rPr>
       <w:tblPr/>
       <w:tcPr>
@@ -16556,7 +16653,7 @@
       <w:rPr>
         <w:b/>
         <w:bCs/>
-        <w:color w:val="FFFFFF" w:themeColor="background1"/>
+        <w:color w:val="000000"/>
       </w:rPr>
       <w:tblPr/>
       <w:tcPr>
@@ -16576,7 +16673,7 @@
         <w:spacing w:before="0" w:after="0" w:line="240" w:lineRule="auto"/>
       </w:pPr>
       <w:rPr>
-        <w:color w:val="auto"/>
+        <w:color w:val="000000"/>
       </w:rPr>
       <w:tblPr/>
       <w:tcPr>
@@ -16595,7 +16692,7 @@
       <w:rPr>
         <w:b/>
         <w:bCs/>
-        <w:color w:val="FFFFFF" w:themeColor="background1"/>
+        <w:color w:val="000000"/>
       </w:rPr>
       <w:tblPr/>
       <w:tcPr>
@@ -16614,7 +16711,7 @@
       <w:rPr>
         <w:b/>
         <w:bCs/>
-        <w:color w:val="FFFFFF" w:themeColor="background1"/>
+        <w:color w:val="000000"/>
       </w:rPr>
       <w:tblPr/>
       <w:tcPr>
@@ -16660,7 +16757,7 @@
     </w:tblStylePr>
     <w:tblStylePr w:type="nwCell">
       <w:rPr>
-        <w:color w:val="FFFFFF" w:themeColor="background1"/>
+        <w:color w:val="000000"/>
       </w:rPr>
       <w:tblPr/>
       <w:tcPr>
@@ -16705,7 +16802,7 @@
       <w:rPr>
         <w:b/>
         <w:bCs/>
-        <w:color w:val="FFFFFF" w:themeColor="background1"/>
+        <w:color w:val="000000"/>
       </w:rPr>
       <w:tblPr/>
       <w:tcPr>
@@ -16725,7 +16822,7 @@
         <w:spacing w:before="0" w:after="0" w:line="240" w:lineRule="auto"/>
       </w:pPr>
       <w:rPr>
-        <w:color w:val="auto"/>
+        <w:color w:val="000000"/>
       </w:rPr>
       <w:tblPr/>
       <w:tcPr>
@@ -16744,7 +16841,7 @@
       <w:rPr>
         <w:b/>
         <w:bCs/>
-        <w:color w:val="FFFFFF" w:themeColor="background1"/>
+        <w:color w:val="000000"/>
       </w:rPr>
       <w:tblPr/>
       <w:tcPr>
@@ -16763,7 +16860,7 @@
       <w:rPr>
         <w:b/>
         <w:bCs/>
-        <w:color w:val="FFFFFF" w:themeColor="background1"/>
+        <w:color w:val="000000"/>
       </w:rPr>
       <w:tblPr/>
       <w:tcPr>
@@ -16809,7 +16906,7 @@
     </w:tblStylePr>
     <w:tblStylePr w:type="nwCell">
       <w:rPr>
-        <w:color w:val="FFFFFF" w:themeColor="background1"/>
+        <w:color w:val="000000"/>
       </w:rPr>
       <w:tblPr/>
       <w:tcPr>
@@ -16854,7 +16951,7 @@
       <w:rPr>
         <w:b/>
         <w:bCs/>
-        <w:color w:val="FFFFFF" w:themeColor="background1"/>
+        <w:color w:val="000000"/>
       </w:rPr>
       <w:tblPr/>
       <w:tcPr>
@@ -16874,7 +16971,7 @@
         <w:spacing w:before="0" w:after="0" w:line="240" w:lineRule="auto"/>
       </w:pPr>
       <w:rPr>
-        <w:color w:val="auto"/>
+        <w:color w:val="000000"/>
       </w:rPr>
       <w:tblPr/>
       <w:tcPr>
@@ -16893,7 +16990,7 @@
       <w:rPr>
         <w:b/>
         <w:bCs/>
-        <w:color w:val="FFFFFF" w:themeColor="background1"/>
+        <w:color w:val="000000"/>
       </w:rPr>
       <w:tblPr/>
       <w:tcPr>
@@ -16912,7 +17009,7 @@
       <w:rPr>
         <w:b/>
         <w:bCs/>
-        <w:color w:val="FFFFFF" w:themeColor="background1"/>
+        <w:color w:val="000000"/>
       </w:rPr>
       <w:tblPr/>
       <w:tcPr>
@@ -16958,7 +17055,7 @@
     </w:tblStylePr>
     <w:tblStylePr w:type="nwCell">
       <w:rPr>
-        <w:color w:val="FFFFFF" w:themeColor="background1"/>
+        <w:color w:val="000000"/>
       </w:rPr>
       <w:tblPr/>
       <w:tcPr>
@@ -17003,7 +17100,7 @@
       <w:rPr>
         <w:b/>
         <w:bCs/>
-        <w:color w:val="FFFFFF" w:themeColor="background1"/>
+        <w:color w:val="000000"/>
       </w:rPr>
       <w:tblPr/>
       <w:tcPr>
@@ -17023,7 +17120,7 @@
         <w:spacing w:before="0" w:after="0" w:line="240" w:lineRule="auto"/>
       </w:pPr>
       <w:rPr>
-        <w:color w:val="auto"/>
+        <w:color w:val="000000"/>
       </w:rPr>
       <w:tblPr/>
       <w:tcPr>
@@ -17042,7 +17139,7 @@
       <w:rPr>
         <w:b/>
         <w:bCs/>
-        <w:color w:val="FFFFFF" w:themeColor="background1"/>
+        <w:color w:val="000000"/>
       </w:rPr>
       <w:tblPr/>
       <w:tcPr>
@@ -17061,7 +17158,7 @@
       <w:rPr>
         <w:b/>
         <w:bCs/>
-        <w:color w:val="FFFFFF" w:themeColor="background1"/>
+        <w:color w:val="000000"/>
       </w:rPr>
       <w:tblPr/>
       <w:tcPr>
@@ -17107,7 +17204,7 @@
     </w:tblStylePr>
     <w:tblStylePr w:type="nwCell">
       <w:rPr>
-        <w:color w:val="FFFFFF" w:themeColor="background1"/>
+        <w:color w:val="000000"/>
       </w:rPr>
       <w:tblPr/>
       <w:tcPr>
@@ -17152,7 +17249,7 @@
       <w:rPr>
         <w:b/>
         <w:bCs/>
-        <w:color w:val="FFFFFF" w:themeColor="background1"/>
+        <w:color w:val="000000"/>
       </w:rPr>
       <w:tblPr/>
       <w:tcPr>
@@ -17172,7 +17269,7 @@
         <w:spacing w:before="0" w:after="0" w:line="240" w:lineRule="auto"/>
       </w:pPr>
       <w:rPr>
-        <w:color w:val="auto"/>
+        <w:color w:val="000000"/>
       </w:rPr>
       <w:tblPr/>
       <w:tcPr>
@@ -17191,7 +17288,7 @@
       <w:rPr>
         <w:b/>
         <w:bCs/>
-        <w:color w:val="FFFFFF" w:themeColor="background1"/>
+        <w:color w:val="000000"/>
       </w:rPr>
       <w:tblPr/>
       <w:tcPr>
@@ -17210,7 +17307,7 @@
       <w:rPr>
         <w:b/>
         <w:bCs/>
-        <w:color w:val="FFFFFF" w:themeColor="background1"/>
+        <w:color w:val="000000"/>
       </w:rPr>
       <w:tblPr/>
       <w:tcPr>
@@ -17256,7 +17353,7 @@
     </w:tblStylePr>
     <w:tblStylePr w:type="nwCell">
       <w:rPr>
-        <w:color w:val="FFFFFF" w:themeColor="background1"/>
+        <w:color w:val="000000"/>
       </w:rPr>
       <w:tblPr/>
       <w:tcPr>
@@ -17280,7 +17377,7 @@
       <w:spacing w:after="0" w:line="240" w:lineRule="auto"/>
     </w:pPr>
     <w:rPr>
-      <w:color w:val="000000" w:themeColor="text1"/>
+      <w:color w:val="000000"/>
     </w:rPr>
     <w:tblPr>
       <w:tblStyleRowBandSize w:val="1"/>
@@ -17313,7 +17410,7 @@
       <w:rPr>
         <w:b/>
         <w:bCs/>
-        <w:color w:val="1F497D" w:themeColor="text2"/>
+        <w:color w:val="000000"/>
       </w:rPr>
       <w:tblPr/>
       <w:tcPr>
@@ -17364,7 +17461,7 @@
       <w:spacing w:after="0" w:line="240" w:lineRule="auto"/>
     </w:pPr>
     <w:rPr>
-      <w:color w:val="000000" w:themeColor="text1"/>
+      <w:color w:val="000000"/>
     </w:rPr>
     <w:tblPr>
       <w:tblStyleRowBandSize w:val="1"/>
@@ -17397,7 +17494,7 @@
       <w:rPr>
         <w:b/>
         <w:bCs/>
-        <w:color w:val="1F497D" w:themeColor="text2"/>
+        <w:color w:val="000000"/>
       </w:rPr>
       <w:tblPr/>
       <w:tcPr>
@@ -17448,7 +17545,7 @@
       <w:spacing w:after="0" w:line="240" w:lineRule="auto"/>
     </w:pPr>
     <w:rPr>
-      <w:color w:val="000000" w:themeColor="text1"/>
+      <w:color w:val="000000"/>
     </w:rPr>
     <w:tblPr>
       <w:tblStyleRowBandSize w:val="1"/>
@@ -17481,7 +17578,7 @@
       <w:rPr>
         <w:b/>
         <w:bCs/>
-        <w:color w:val="1F497D" w:themeColor="text2"/>
+        <w:color w:val="000000"/>
       </w:rPr>
       <w:tblPr/>
       <w:tcPr>
@@ -17532,7 +17629,7 @@
       <w:spacing w:after="0" w:line="240" w:lineRule="auto"/>
     </w:pPr>
     <w:rPr>
-      <w:color w:val="000000" w:themeColor="text1"/>
+      <w:color w:val="000000"/>
     </w:rPr>
     <w:tblPr>
       <w:tblStyleRowBandSize w:val="1"/>
@@ -17565,7 +17662,7 @@
       <w:rPr>
         <w:b/>
         <w:bCs/>
-        <w:color w:val="1F497D" w:themeColor="text2"/>
+        <w:color w:val="000000"/>
       </w:rPr>
       <w:tblPr/>
       <w:tcPr>
@@ -17616,7 +17713,7 @@
       <w:spacing w:after="0" w:line="240" w:lineRule="auto"/>
     </w:pPr>
     <w:rPr>
-      <w:color w:val="000000" w:themeColor="text1"/>
+      <w:color w:val="000000"/>
     </w:rPr>
     <w:tblPr>
       <w:tblStyleRowBandSize w:val="1"/>
@@ -17649,7 +17746,7 @@
       <w:rPr>
         <w:b/>
         <w:bCs/>
-        <w:color w:val="1F497D" w:themeColor="text2"/>
+        <w:color w:val="000000"/>
       </w:rPr>
       <w:tblPr/>
       <w:tcPr>
@@ -17700,7 +17797,7 @@
       <w:spacing w:after="0" w:line="240" w:lineRule="auto"/>
     </w:pPr>
     <w:rPr>
-      <w:color w:val="000000" w:themeColor="text1"/>
+      <w:color w:val="000000"/>
     </w:rPr>
     <w:tblPr>
       <w:tblStyleRowBandSize w:val="1"/>
@@ -17733,7 +17830,7 @@
       <w:rPr>
         <w:b/>
         <w:bCs/>
-        <w:color w:val="1F497D" w:themeColor="text2"/>
+        <w:color w:val="000000"/>
       </w:rPr>
       <w:tblPr/>
       <w:tcPr>
@@ -17784,7 +17881,7 @@
       <w:spacing w:after="0" w:line="240" w:lineRule="auto"/>
     </w:pPr>
     <w:rPr>
-      <w:color w:val="000000" w:themeColor="text1"/>
+      <w:color w:val="000000"/>
     </w:rPr>
     <w:tblPr>
       <w:tblStyleRowBandSize w:val="1"/>
@@ -17817,7 +17914,7 @@
       <w:rPr>
         <w:b/>
         <w:bCs/>
-        <w:color w:val="1F497D" w:themeColor="text2"/>
+        <w:color w:val="000000"/>
       </w:rPr>
       <w:tblPr/>
       <w:tcPr>
@@ -17869,7 +17966,7 @@
     </w:pPr>
     <w:rPr>
       <w:rFonts w:asciiTheme="majorHAnsi" w:eastAsiaTheme="majorEastAsia" w:hAnsiTheme="majorHAnsi" w:cstheme="majorBidi"/>
-      <w:color w:val="000000" w:themeColor="text1"/>
+      <w:color w:val="000000"/>
     </w:rPr>
     <w:tblPr>
       <w:tblStyleRowBandSize w:val="1"/>
@@ -17997,7 +18094,7 @@
     </w:pPr>
     <w:rPr>
       <w:rFonts w:asciiTheme="majorHAnsi" w:eastAsiaTheme="majorEastAsia" w:hAnsiTheme="majorHAnsi" w:cstheme="majorBidi"/>
-      <w:color w:val="000000" w:themeColor="text1"/>
+      <w:color w:val="000000"/>
     </w:rPr>
     <w:tblPr>
       <w:tblStyleRowBandSize w:val="1"/>
@@ -18125,7 +18222,7 @@
     </w:pPr>
     <w:rPr>
       <w:rFonts w:asciiTheme="majorHAnsi" w:eastAsiaTheme="majorEastAsia" w:hAnsiTheme="majorHAnsi" w:cstheme="majorBidi"/>
-      <w:color w:val="000000" w:themeColor="text1"/>
+      <w:color w:val="000000"/>
     </w:rPr>
     <w:tblPr>
       <w:tblStyleRowBandSize w:val="1"/>
@@ -18253,7 +18350,7 @@
     </w:pPr>
     <w:rPr>
       <w:rFonts w:asciiTheme="majorHAnsi" w:eastAsiaTheme="majorEastAsia" w:hAnsiTheme="majorHAnsi" w:cstheme="majorBidi"/>
-      <w:color w:val="000000" w:themeColor="text1"/>
+      <w:color w:val="000000"/>
     </w:rPr>
     <w:tblPr>
       <w:tblStyleRowBandSize w:val="1"/>
@@ -18381,7 +18478,7 @@
     </w:pPr>
     <w:rPr>
       <w:rFonts w:asciiTheme="majorHAnsi" w:eastAsiaTheme="majorEastAsia" w:hAnsiTheme="majorHAnsi" w:cstheme="majorBidi"/>
-      <w:color w:val="000000" w:themeColor="text1"/>
+      <w:color w:val="000000"/>
     </w:rPr>
     <w:tblPr>
       <w:tblStyleRowBandSize w:val="1"/>
@@ -18509,7 +18606,7 @@
     </w:pPr>
     <w:rPr>
       <w:rFonts w:asciiTheme="majorHAnsi" w:eastAsiaTheme="majorEastAsia" w:hAnsiTheme="majorHAnsi" w:cstheme="majorBidi"/>
-      <w:color w:val="000000" w:themeColor="text1"/>
+      <w:color w:val="000000"/>
     </w:rPr>
     <w:tblPr>
       <w:tblStyleRowBandSize w:val="1"/>
@@ -18637,7 +18734,7 @@
     </w:pPr>
     <w:rPr>
       <w:rFonts w:asciiTheme="majorHAnsi" w:eastAsiaTheme="majorEastAsia" w:hAnsiTheme="majorHAnsi" w:cstheme="majorBidi"/>
-      <w:color w:val="000000" w:themeColor="text1"/>
+      <w:color w:val="000000"/>
     </w:rPr>
     <w:tblPr>
       <w:tblStyleRowBandSize w:val="1"/>
@@ -19276,7 +19373,7 @@
     </w:pPr>
     <w:rPr>
       <w:rFonts w:asciiTheme="majorHAnsi" w:eastAsiaTheme="majorEastAsia" w:hAnsiTheme="majorHAnsi" w:cstheme="majorBidi"/>
-      <w:color w:val="000000" w:themeColor="text1"/>
+      <w:color w:val="000000"/>
     </w:rPr>
     <w:tblPr>
       <w:tblStyleRowBandSize w:val="1"/>
@@ -19304,7 +19401,7 @@
       <w:rPr>
         <w:b/>
         <w:bCs/>
-        <w:color w:val="000000" w:themeColor="text1"/>
+        <w:color w:val="000000"/>
       </w:rPr>
       <w:tblPr/>
       <w:tcPr>
@@ -19315,7 +19412,7 @@
       <w:rPr>
         <w:b/>
         <w:bCs/>
-        <w:color w:val="000000" w:themeColor="text1"/>
+        <w:color w:val="000000"/>
       </w:rPr>
       <w:tblPr/>
       <w:tcPr>
@@ -19334,7 +19431,7 @@
       <w:rPr>
         <w:b/>
         <w:bCs/>
-        <w:color w:val="000000" w:themeColor="text1"/>
+        <w:color w:val="000000"/>
       </w:rPr>
       <w:tblPr/>
       <w:tcPr>
@@ -19353,7 +19450,7 @@
       <w:rPr>
         <w:b w:val="0"/>
         <w:bCs w:val="0"/>
-        <w:color w:val="000000" w:themeColor="text1"/>
+        <w:color w:val="000000"/>
       </w:rPr>
       <w:tblPr/>
       <w:tcPr>
@@ -19401,7 +19498,7 @@
     </w:pPr>
     <w:rPr>
       <w:rFonts w:asciiTheme="majorHAnsi" w:eastAsiaTheme="majorEastAsia" w:hAnsiTheme="majorHAnsi" w:cstheme="majorBidi"/>
-      <w:color w:val="000000" w:themeColor="text1"/>
+      <w:color w:val="000000"/>
     </w:rPr>
     <w:tblPr>
       <w:tblStyleRowBandSize w:val="1"/>
@@ -19429,7 +19526,7 @@
       <w:rPr>
         <w:b/>
         <w:bCs/>
-        <w:color w:val="000000" w:themeColor="text1"/>
+        <w:color w:val="000000"/>
       </w:rPr>
       <w:tblPr/>
       <w:tcPr>
@@ -19440,7 +19537,7 @@
       <w:rPr>
         <w:b/>
         <w:bCs/>
-        <w:color w:val="000000" w:themeColor="text1"/>
+        <w:color w:val="000000"/>
       </w:rPr>
       <w:tblPr/>
       <w:tcPr>
@@ -19459,7 +19556,7 @@
       <w:rPr>
         <w:b/>
         <w:bCs/>
-        <w:color w:val="000000" w:themeColor="text1"/>
+        <w:color w:val="000000"/>
       </w:rPr>
       <w:tblPr/>
       <w:tcPr>
@@ -19478,7 +19575,7 @@
       <w:rPr>
         <w:b w:val="0"/>
         <w:bCs w:val="0"/>
-        <w:color w:val="000000" w:themeColor="text1"/>
+        <w:color w:val="000000"/>
       </w:rPr>
       <w:tblPr/>
       <w:tcPr>
@@ -19526,7 +19623,7 @@
     </w:pPr>
     <w:rPr>
       <w:rFonts w:asciiTheme="majorHAnsi" w:eastAsiaTheme="majorEastAsia" w:hAnsiTheme="majorHAnsi" w:cstheme="majorBidi"/>
-      <w:color w:val="000000" w:themeColor="text1"/>
+      <w:color w:val="000000"/>
     </w:rPr>
     <w:tblPr>
       <w:tblStyleRowBandSize w:val="1"/>
@@ -19554,7 +19651,7 @@
       <w:rPr>
         <w:b/>
         <w:bCs/>
-        <w:color w:val="000000" w:themeColor="text1"/>
+        <w:color w:val="000000"/>
       </w:rPr>
       <w:tblPr/>
       <w:tcPr>
@@ -19565,7 +19662,7 @@
       <w:rPr>
         <w:b/>
         <w:bCs/>
-        <w:color w:val="000000" w:themeColor="text1"/>
+        <w:color w:val="000000"/>
       </w:rPr>
       <w:tblPr/>
       <w:tcPr>
@@ -19584,7 +19681,7 @@
       <w:rPr>
         <w:b/>
         <w:bCs/>
-        <w:color w:val="000000" w:themeColor="text1"/>
+        <w:color w:val="000000"/>
       </w:rPr>
       <w:tblPr/>
       <w:tcPr>
@@ -19603,7 +19700,7 @@
       <w:rPr>
         <w:b w:val="0"/>
         <w:bCs w:val="0"/>
-        <w:color w:val="000000" w:themeColor="text1"/>
+        <w:color w:val="000000"/>
       </w:rPr>
       <w:tblPr/>
       <w:tcPr>
@@ -19651,7 +19748,7 @@
     </w:pPr>
     <w:rPr>
       <w:rFonts w:asciiTheme="majorHAnsi" w:eastAsiaTheme="majorEastAsia" w:hAnsiTheme="majorHAnsi" w:cstheme="majorBidi"/>
-      <w:color w:val="000000" w:themeColor="text1"/>
+      <w:color w:val="000000"/>
     </w:rPr>
     <w:tblPr>
       <w:tblStyleRowBandSize w:val="1"/>
@@ -19679,7 +19776,7 @@
       <w:rPr>
         <w:b/>
         <w:bCs/>
-        <w:color w:val="000000" w:themeColor="text1"/>
+        <w:color w:val="000000"/>
       </w:rPr>
       <w:tblPr/>
       <w:tcPr>
@@ -19690,7 +19787,7 @@
       <w:rPr>
         <w:b/>
         <w:bCs/>
-        <w:color w:val="000000" w:themeColor="text1"/>
+        <w:color w:val="000000"/>
       </w:rPr>
       <w:tblPr/>
       <w:tcPr>
@@ -19709,7 +19806,7 @@
       <w:rPr>
         <w:b/>
         <w:bCs/>
-        <w:color w:val="000000" w:themeColor="text1"/>
+        <w:color w:val="000000"/>
       </w:rPr>
       <w:tblPr/>
       <w:tcPr>
@@ -19728,7 +19825,7 @@
       <w:rPr>
         <w:b w:val="0"/>
         <w:bCs w:val="0"/>
-        <w:color w:val="000000" w:themeColor="text1"/>
+        <w:color w:val="000000"/>
       </w:rPr>
       <w:tblPr/>
       <w:tcPr>
@@ -19776,7 +19873,7 @@
     </w:pPr>
     <w:rPr>
       <w:rFonts w:asciiTheme="majorHAnsi" w:eastAsiaTheme="majorEastAsia" w:hAnsiTheme="majorHAnsi" w:cstheme="majorBidi"/>
-      <w:color w:val="000000" w:themeColor="text1"/>
+      <w:color w:val="000000"/>
     </w:rPr>
     <w:tblPr>
       <w:tblStyleRowBandSize w:val="1"/>
@@ -19804,7 +19901,7 @@
       <w:rPr>
         <w:b/>
         <w:bCs/>
-        <w:color w:val="000000" w:themeColor="text1"/>
+        <w:color w:val="000000"/>
       </w:rPr>
       <w:tblPr/>
       <w:tcPr>
@@ -19815,7 +19912,7 @@
       <w:rPr>
         <w:b/>
         <w:bCs/>
-        <w:color w:val="000000" w:themeColor="text1"/>
+        <w:color w:val="000000"/>
       </w:rPr>
       <w:tblPr/>
       <w:tcPr>
@@ -19834,7 +19931,7 @@
       <w:rPr>
         <w:b/>
         <w:bCs/>
-        <w:color w:val="000000" w:themeColor="text1"/>
+        <w:color w:val="000000"/>
       </w:rPr>
       <w:tblPr/>
       <w:tcPr>
@@ -19853,7 +19950,7 @@
       <w:rPr>
         <w:b w:val="0"/>
         <w:bCs w:val="0"/>
-        <w:color w:val="000000" w:themeColor="text1"/>
+        <w:color w:val="000000"/>
       </w:rPr>
       <w:tblPr/>
       <w:tcPr>
@@ -19901,7 +19998,7 @@
     </w:pPr>
     <w:rPr>
       <w:rFonts w:asciiTheme="majorHAnsi" w:eastAsiaTheme="majorEastAsia" w:hAnsiTheme="majorHAnsi" w:cstheme="majorBidi"/>
-      <w:color w:val="000000" w:themeColor="text1"/>
+      <w:color w:val="000000"/>
     </w:rPr>
     <w:tblPr>
       <w:tblStyleRowBandSize w:val="1"/>
@@ -19929,7 +20026,7 @@
       <w:rPr>
         <w:b/>
         <w:bCs/>
-        <w:color w:val="000000" w:themeColor="text1"/>
+        <w:color w:val="000000"/>
       </w:rPr>
       <w:tblPr/>
       <w:tcPr>
@@ -19940,7 +20037,7 @@
       <w:rPr>
         <w:b/>
         <w:bCs/>
-        <w:color w:val="000000" w:themeColor="text1"/>
+        <w:color w:val="000000"/>
       </w:rPr>
       <w:tblPr/>
       <w:tcPr>
@@ -19959,7 +20056,7 @@
       <w:rPr>
         <w:b/>
         <w:bCs/>
-        <w:color w:val="000000" w:themeColor="text1"/>
+        <w:color w:val="000000"/>
       </w:rPr>
       <w:tblPr/>
       <w:tcPr>
@@ -19978,7 +20075,7 @@
       <w:rPr>
         <w:b w:val="0"/>
         <w:bCs w:val="0"/>
-        <w:color w:val="000000" w:themeColor="text1"/>
+        <w:color w:val="000000"/>
       </w:rPr>
       <w:tblPr/>
       <w:tcPr>
@@ -20026,7 +20123,7 @@
     </w:pPr>
     <w:rPr>
       <w:rFonts w:asciiTheme="majorHAnsi" w:eastAsiaTheme="majorEastAsia" w:hAnsiTheme="majorHAnsi" w:cstheme="majorBidi"/>
-      <w:color w:val="000000" w:themeColor="text1"/>
+      <w:color w:val="000000"/>
     </w:rPr>
     <w:tblPr>
       <w:tblStyleRowBandSize w:val="1"/>
@@ -20054,7 +20151,7 @@
       <w:rPr>
         <w:b/>
         <w:bCs/>
-        <w:color w:val="000000" w:themeColor="text1"/>
+        <w:color w:val="000000"/>
       </w:rPr>
       <w:tblPr/>
       <w:tcPr>
@@ -20065,7 +20162,7 @@
       <w:rPr>
         <w:b/>
         <w:bCs/>
-        <w:color w:val="000000" w:themeColor="text1"/>
+        <w:color w:val="000000"/>
       </w:rPr>
       <w:tblPr/>
       <w:tcPr>
@@ -20084,7 +20181,7 @@
       <w:rPr>
         <w:b/>
         <w:bCs/>
-        <w:color w:val="000000" w:themeColor="text1"/>
+        <w:color w:val="000000"/>
       </w:rPr>
       <w:tblPr/>
       <w:tcPr>
@@ -20103,7 +20200,7 @@
       <w:rPr>
         <w:b w:val="0"/>
         <w:bCs w:val="0"/>
-        <w:color w:val="000000" w:themeColor="text1"/>
+        <w:color w:val="000000"/>
       </w:rPr>
       <w:tblPr/>
       <w:tcPr>
@@ -20177,7 +20274,7 @@
         <w:bCs/>
         <w:i w:val="0"/>
         <w:iCs w:val="0"/>
-        <w:color w:val="FFFFFF" w:themeColor="background1"/>
+        <w:color w:val="000000"/>
       </w:rPr>
       <w:tblPr/>
       <w:tcPr>
@@ -20198,7 +20295,7 @@
         <w:bCs/>
         <w:i w:val="0"/>
         <w:iCs w:val="0"/>
-        <w:color w:val="FFFFFF" w:themeColor="background1"/>
+        <w:color w:val="000000"/>
       </w:rPr>
       <w:tblPr/>
       <w:tcPr>
@@ -20219,7 +20316,7 @@
         <w:bCs/>
         <w:i w:val="0"/>
         <w:iCs w:val="0"/>
-        <w:color w:val="FFFFFF" w:themeColor="background1"/>
+        <w:color w:val="000000"/>
       </w:rPr>
       <w:tblPr/>
       <w:tcPr>
@@ -20238,7 +20335,7 @@
         <w:bCs/>
         <w:i w:val="0"/>
         <w:iCs w:val="0"/>
-        <w:color w:val="FFFFFF" w:themeColor="background1"/>
+        <w:color w:val="000000"/>
       </w:rPr>
       <w:tblPr/>
       <w:tcPr>
@@ -20318,7 +20415,7 @@
         <w:bCs/>
         <w:i w:val="0"/>
         <w:iCs w:val="0"/>
-        <w:color w:val="FFFFFF" w:themeColor="background1"/>
+        <w:color w:val="000000"/>
       </w:rPr>
       <w:tblPr/>
       <w:tcPr>
@@ -20339,7 +20436,7 @@
         <w:bCs/>
         <w:i w:val="0"/>
         <w:iCs w:val="0"/>
-        <w:color w:val="FFFFFF" w:themeColor="background1"/>
+        <w:color w:val="000000"/>
       </w:rPr>
       <w:tblPr/>
       <w:tcPr>
@@ -20360,7 +20457,7 @@
         <w:bCs/>
         <w:i w:val="0"/>
         <w:iCs w:val="0"/>
-        <w:color w:val="FFFFFF" w:themeColor="background1"/>
+        <w:color w:val="000000"/>
       </w:rPr>
       <w:tblPr/>
       <w:tcPr>
@@ -20379,7 +20476,7 @@
         <w:bCs/>
         <w:i w:val="0"/>
         <w:iCs w:val="0"/>
-        <w:color w:val="FFFFFF" w:themeColor="background1"/>
+        <w:color w:val="000000"/>
       </w:rPr>
       <w:tblPr/>
       <w:tcPr>
@@ -20459,7 +20556,7 @@
         <w:bCs/>
         <w:i w:val="0"/>
         <w:iCs w:val="0"/>
-        <w:color w:val="FFFFFF" w:themeColor="background1"/>
+        <w:color w:val="000000"/>
       </w:rPr>
       <w:tblPr/>
       <w:tcPr>
@@ -20480,7 +20577,7 @@
         <w:bCs/>
         <w:i w:val="0"/>
         <w:iCs w:val="0"/>
-        <w:color w:val="FFFFFF" w:themeColor="background1"/>
+        <w:color w:val="000000"/>
       </w:rPr>
       <w:tblPr/>
       <w:tcPr>
@@ -20501,7 +20598,7 @@
         <w:bCs/>
         <w:i w:val="0"/>
         <w:iCs w:val="0"/>
-        <w:color w:val="FFFFFF" w:themeColor="background1"/>
+        <w:color w:val="000000"/>
       </w:rPr>
       <w:tblPr/>
       <w:tcPr>
@@ -20520,7 +20617,7 @@
         <w:bCs/>
         <w:i w:val="0"/>
         <w:iCs w:val="0"/>
-        <w:color w:val="FFFFFF" w:themeColor="background1"/>
+        <w:color w:val="000000"/>
       </w:rPr>
       <w:tblPr/>
       <w:tcPr>
@@ -20600,7 +20697,7 @@
         <w:bCs/>
         <w:i w:val="0"/>
         <w:iCs w:val="0"/>
-        <w:color w:val="FFFFFF" w:themeColor="background1"/>
+        <w:color w:val="000000"/>
       </w:rPr>
       <w:tblPr/>
       <w:tcPr>
@@ -20621,7 +20718,7 @@
         <w:bCs/>
         <w:i w:val="0"/>
         <w:iCs w:val="0"/>
-        <w:color w:val="FFFFFF" w:themeColor="background1"/>
+        <w:color w:val="000000"/>
       </w:rPr>
       <w:tblPr/>
       <w:tcPr>
@@ -20642,7 +20739,7 @@
         <w:bCs/>
         <w:i w:val="0"/>
         <w:iCs w:val="0"/>
-        <w:color w:val="FFFFFF" w:themeColor="background1"/>
+        <w:color w:val="000000"/>
       </w:rPr>
       <w:tblPr/>
       <w:tcPr>
@@ -20661,7 +20758,7 @@
         <w:bCs/>
         <w:i w:val="0"/>
         <w:iCs w:val="0"/>
-        <w:color w:val="FFFFFF" w:themeColor="background1"/>
+        <w:color w:val="000000"/>
       </w:rPr>
       <w:tblPr/>
       <w:tcPr>
@@ -20741,7 +20838,7 @@
         <w:bCs/>
         <w:i w:val="0"/>
         <w:iCs w:val="0"/>
-        <w:color w:val="FFFFFF" w:themeColor="background1"/>
+        <w:color w:val="000000"/>
       </w:rPr>
       <w:tblPr/>
       <w:tcPr>
@@ -20762,7 +20859,7 @@
         <w:bCs/>
         <w:i w:val="0"/>
         <w:iCs w:val="0"/>
-        <w:color w:val="FFFFFF" w:themeColor="background1"/>
+        <w:color w:val="000000"/>
       </w:rPr>
       <w:tblPr/>
       <w:tcPr>
@@ -20783,7 +20880,7 @@
         <w:bCs/>
         <w:i w:val="0"/>
         <w:iCs w:val="0"/>
-        <w:color w:val="FFFFFF" w:themeColor="background1"/>
+        <w:color w:val="000000"/>
       </w:rPr>
       <w:tblPr/>
       <w:tcPr>
@@ -20802,7 +20899,7 @@
         <w:bCs/>
         <w:i w:val="0"/>
         <w:iCs w:val="0"/>
-        <w:color w:val="FFFFFF" w:themeColor="background1"/>
+        <w:color w:val="000000"/>
       </w:rPr>
       <w:tblPr/>
       <w:tcPr>
@@ -20882,7 +20979,7 @@
         <w:bCs/>
         <w:i w:val="0"/>
         <w:iCs w:val="0"/>
-        <w:color w:val="FFFFFF" w:themeColor="background1"/>
+        <w:color w:val="000000"/>
       </w:rPr>
       <w:tblPr/>
       <w:tcPr>
@@ -20903,7 +21000,7 @@
         <w:bCs/>
         <w:i w:val="0"/>
         <w:iCs w:val="0"/>
-        <w:color w:val="FFFFFF" w:themeColor="background1"/>
+        <w:color w:val="000000"/>
       </w:rPr>
       <w:tblPr/>
       <w:tcPr>
@@ -20924,7 +21021,7 @@
         <w:bCs/>
         <w:i w:val="0"/>
         <w:iCs w:val="0"/>
-        <w:color w:val="FFFFFF" w:themeColor="background1"/>
+        <w:color w:val="000000"/>
       </w:rPr>
       <w:tblPr/>
       <w:tcPr>
@@ -20943,7 +21040,7 @@
         <w:bCs/>
         <w:i w:val="0"/>
         <w:iCs w:val="0"/>
-        <w:color w:val="FFFFFF" w:themeColor="background1"/>
+        <w:color w:val="000000"/>
       </w:rPr>
       <w:tblPr/>
       <w:tcPr>
@@ -21023,7 +21120,7 @@
         <w:bCs/>
         <w:i w:val="0"/>
         <w:iCs w:val="0"/>
-        <w:color w:val="FFFFFF" w:themeColor="background1"/>
+        <w:color w:val="000000"/>
       </w:rPr>
       <w:tblPr/>
       <w:tcPr>
@@ -21044,7 +21141,7 @@
         <w:bCs/>
         <w:i w:val="0"/>
         <w:iCs w:val="0"/>
-        <w:color w:val="FFFFFF" w:themeColor="background1"/>
+        <w:color w:val="000000"/>
       </w:rPr>
       <w:tblPr/>
       <w:tcPr>
@@ -21065,7 +21162,7 @@
         <w:bCs/>
         <w:i w:val="0"/>
         <w:iCs w:val="0"/>
-        <w:color w:val="FFFFFF" w:themeColor="background1"/>
+        <w:color w:val="000000"/>
       </w:rPr>
       <w:tblPr/>
       <w:tcPr>
@@ -21084,7 +21181,7 @@
         <w:bCs/>
         <w:i w:val="0"/>
         <w:iCs w:val="0"/>
-        <w:color w:val="FFFFFF" w:themeColor="background1"/>
+        <w:color w:val="000000"/>
       </w:rPr>
       <w:tblPr/>
       <w:tcPr>
@@ -21137,7 +21234,7 @@
       <w:spacing w:after="0" w:line="240" w:lineRule="auto"/>
     </w:pPr>
     <w:rPr>
-      <w:color w:val="FFFFFF" w:themeColor="background1"/>
+      <w:color w:val="000000"/>
     </w:rPr>
     <w:tblPr>
       <w:tblStyleRowBandSize w:val="1"/>
@@ -21251,7 +21348,7 @@
       <w:spacing w:after="0" w:line="240" w:lineRule="auto"/>
     </w:pPr>
     <w:rPr>
-      <w:color w:val="FFFFFF" w:themeColor="background1"/>
+      <w:color w:val="000000"/>
     </w:rPr>
     <w:tblPr>
       <w:tblStyleRowBandSize w:val="1"/>
@@ -21365,7 +21462,7 @@
       <w:spacing w:after="0" w:line="240" w:lineRule="auto"/>
     </w:pPr>
     <w:rPr>
-      <w:color w:val="FFFFFF" w:themeColor="background1"/>
+      <w:color w:val="000000"/>
     </w:rPr>
     <w:tblPr>
       <w:tblStyleRowBandSize w:val="1"/>
@@ -21479,7 +21576,7 @@
       <w:spacing w:after="0" w:line="240" w:lineRule="auto"/>
     </w:pPr>
     <w:rPr>
-      <w:color w:val="FFFFFF" w:themeColor="background1"/>
+      <w:color w:val="000000"/>
     </w:rPr>
     <w:tblPr>
       <w:tblStyleRowBandSize w:val="1"/>
@@ -21593,7 +21690,7 @@
       <w:spacing w:after="0" w:line="240" w:lineRule="auto"/>
     </w:pPr>
     <w:rPr>
-      <w:color w:val="FFFFFF" w:themeColor="background1"/>
+      <w:color w:val="000000"/>
     </w:rPr>
     <w:tblPr>
       <w:tblStyleRowBandSize w:val="1"/>
@@ -21707,7 +21804,7 @@
       <w:spacing w:after="0" w:line="240" w:lineRule="auto"/>
     </w:pPr>
     <w:rPr>
-      <w:color w:val="FFFFFF" w:themeColor="background1"/>
+      <w:color w:val="000000"/>
     </w:rPr>
     <w:tblPr>
       <w:tblStyleRowBandSize w:val="1"/>
@@ -21821,7 +21918,7 @@
       <w:spacing w:after="0" w:line="240" w:lineRule="auto"/>
     </w:pPr>
     <w:rPr>
-      <w:color w:val="FFFFFF" w:themeColor="background1"/>
+      <w:color w:val="000000"/>
     </w:rPr>
     <w:tblPr>
       <w:tblStyleRowBandSize w:val="1"/>
@@ -21935,7 +22032,7 @@
       <w:spacing w:after="0" w:line="240" w:lineRule="auto"/>
     </w:pPr>
     <w:rPr>
-      <w:color w:val="000000" w:themeColor="text1"/>
+      <w:color w:val="000000"/>
     </w:rPr>
     <w:tblPr>
       <w:tblStyleRowBandSize w:val="1"/>
@@ -21981,7 +22078,7 @@
       <w:rPr>
         <w:b/>
         <w:bCs/>
-        <w:color w:val="FFFFFF" w:themeColor="background1"/>
+        <w:color w:val="000000"/>
       </w:rPr>
       <w:tblPr/>
       <w:tcPr>
@@ -21993,7 +22090,7 @@
     </w:tblStylePr>
     <w:tblStylePr w:type="firstCol">
       <w:rPr>
-        <w:color w:val="FFFFFF" w:themeColor="background1"/>
+        <w:color w:val="000000"/>
       </w:rPr>
       <w:tblPr/>
       <w:tcPr>
@@ -22010,7 +22107,7 @@
     </w:tblStylePr>
     <w:tblStylePr w:type="lastCol">
       <w:rPr>
-        <w:color w:val="FFFFFF" w:themeColor="background1"/>
+        <w:color w:val="000000"/>
       </w:rPr>
       <w:tblPr/>
       <w:tcPr>
@@ -22039,12 +22136,12 @@
     </w:tblStylePr>
     <w:tblStylePr w:type="neCell">
       <w:rPr>
-        <w:color w:val="000000" w:themeColor="text1"/>
+        <w:color w:val="000000"/>
       </w:rPr>
     </w:tblStylePr>
     <w:tblStylePr w:type="nwCell">
       <w:rPr>
-        <w:color w:val="000000" w:themeColor="text1"/>
+        <w:color w:val="000000"/>
       </w:rPr>
     </w:tblStylePr>
   </w:style>
@@ -22057,7 +22154,7 @@
       <w:spacing w:after="0" w:line="240" w:lineRule="auto"/>
     </w:pPr>
     <w:rPr>
-      <w:color w:val="000000" w:themeColor="text1"/>
+      <w:color w:val="000000"/>
     </w:rPr>
     <w:tblPr>
       <w:tblStyleRowBandSize w:val="1"/>
@@ -22103,7 +22200,7 @@
       <w:rPr>
         <w:b/>
         <w:bCs/>
-        <w:color w:val="FFFFFF" w:themeColor="background1"/>
+        <w:color w:val="000000"/>
       </w:rPr>
       <w:tblPr/>
       <w:tcPr>
@@ -22115,7 +22212,7 @@
     </w:tblStylePr>
     <w:tblStylePr w:type="firstCol">
       <w:rPr>
-        <w:color w:val="FFFFFF" w:themeColor="background1"/>
+        <w:color w:val="000000"/>
       </w:rPr>
       <w:tblPr/>
       <w:tcPr>
@@ -22132,7 +22229,7 @@
     </w:tblStylePr>
     <w:tblStylePr w:type="lastCol">
       <w:rPr>
-        <w:color w:val="FFFFFF" w:themeColor="background1"/>
+        <w:color w:val="000000"/>
       </w:rPr>
       <w:tblPr/>
       <w:tcPr>
@@ -22161,12 +22258,12 @@
     </w:tblStylePr>
     <w:tblStylePr w:type="neCell">
       <w:rPr>
-        <w:color w:val="000000" w:themeColor="text1"/>
+        <w:color w:val="000000"/>
       </w:rPr>
     </w:tblStylePr>
     <w:tblStylePr w:type="nwCell">
       <w:rPr>
-        <w:color w:val="000000" w:themeColor="text1"/>
+        <w:color w:val="000000"/>
       </w:rPr>
     </w:tblStylePr>
   </w:style>
@@ -22179,7 +22276,7 @@
       <w:spacing w:after="0" w:line="240" w:lineRule="auto"/>
     </w:pPr>
     <w:rPr>
-      <w:color w:val="000000" w:themeColor="text1"/>
+      <w:color w:val="000000"/>
     </w:rPr>
     <w:tblPr>
       <w:tblStyleRowBandSize w:val="1"/>
@@ -22225,7 +22322,7 @@
       <w:rPr>
         <w:b/>
         <w:bCs/>
-        <w:color w:val="FFFFFF" w:themeColor="background1"/>
+        <w:color w:val="000000"/>
       </w:rPr>
       <w:tblPr/>
       <w:tcPr>
@@ -22237,7 +22334,7 @@
     </w:tblStylePr>
     <w:tblStylePr w:type="firstCol">
       <w:rPr>
-        <w:color w:val="FFFFFF" w:themeColor="background1"/>
+        <w:color w:val="000000"/>
       </w:rPr>
       <w:tblPr/>
       <w:tcPr>
@@ -22254,7 +22351,7 @@
     </w:tblStylePr>
     <w:tblStylePr w:type="lastCol">
       <w:rPr>
-        <w:color w:val="FFFFFF" w:themeColor="background1"/>
+        <w:color w:val="000000"/>
       </w:rPr>
       <w:tblPr/>
       <w:tcPr>
@@ -22283,12 +22380,12 @@
     </w:tblStylePr>
     <w:tblStylePr w:type="neCell">
       <w:rPr>
-        <w:color w:val="000000" w:themeColor="text1"/>
+        <w:color w:val="000000"/>
       </w:rPr>
     </w:tblStylePr>
     <w:tblStylePr w:type="nwCell">
       <w:rPr>
-        <w:color w:val="000000" w:themeColor="text1"/>
+        <w:color w:val="000000"/>
       </w:rPr>
     </w:tblStylePr>
   </w:style>
@@ -22301,7 +22398,7 @@
       <w:spacing w:after="0" w:line="240" w:lineRule="auto"/>
     </w:pPr>
     <w:rPr>
-      <w:color w:val="000000" w:themeColor="text1"/>
+      <w:color w:val="000000"/>
     </w:rPr>
     <w:tblPr>
       <w:tblStyleRowBandSize w:val="1"/>
@@ -22347,7 +22444,7 @@
       <w:rPr>
         <w:b/>
         <w:bCs/>
-        <w:color w:val="FFFFFF" w:themeColor="background1"/>
+        <w:color w:val="000000"/>
       </w:rPr>
       <w:tblPr/>
       <w:tcPr>
@@ -22359,7 +22456,7 @@
     </w:tblStylePr>
     <w:tblStylePr w:type="firstCol">
       <w:rPr>
-        <w:color w:val="FFFFFF" w:themeColor="background1"/>
+        <w:color w:val="000000"/>
       </w:rPr>
       <w:tblPr/>
       <w:tcPr>
@@ -22376,7 +22473,7 @@
     </w:tblStylePr>
     <w:tblStylePr w:type="lastCol">
       <w:rPr>
-        <w:color w:val="FFFFFF" w:themeColor="background1"/>
+        <w:color w:val="000000"/>
       </w:rPr>
       <w:tblPr/>
       <w:tcPr>
@@ -22413,7 +22510,7 @@
       <w:spacing w:after="0" w:line="240" w:lineRule="auto"/>
     </w:pPr>
     <w:rPr>
-      <w:color w:val="000000" w:themeColor="text1"/>
+      <w:color w:val="000000"/>
     </w:rPr>
     <w:tblPr>
       <w:tblStyleRowBandSize w:val="1"/>
@@ -22459,7 +22556,7 @@
       <w:rPr>
         <w:b/>
         <w:bCs/>
-        <w:color w:val="FFFFFF" w:themeColor="background1"/>
+        <w:color w:val="000000"/>
       </w:rPr>
       <w:tblPr/>
       <w:tcPr>
@@ -22471,7 +22568,7 @@
     </w:tblStylePr>
     <w:tblStylePr w:type="firstCol">
       <w:rPr>
-        <w:color w:val="FFFFFF" w:themeColor="background1"/>
+        <w:color w:val="000000"/>
       </w:rPr>
       <w:tblPr/>
       <w:tcPr>
@@ -22488,7 +22585,7 @@
     </w:tblStylePr>
     <w:tblStylePr w:type="lastCol">
       <w:rPr>
-        <w:color w:val="FFFFFF" w:themeColor="background1"/>
+        <w:color w:val="000000"/>
       </w:rPr>
       <w:tblPr/>
       <w:tcPr>
@@ -22517,12 +22614,12 @@
     </w:tblStylePr>
     <w:tblStylePr w:type="neCell">
       <w:rPr>
-        <w:color w:val="000000" w:themeColor="text1"/>
+        <w:color w:val="000000"/>
       </w:rPr>
     </w:tblStylePr>
     <w:tblStylePr w:type="nwCell">
       <w:rPr>
-        <w:color w:val="000000" w:themeColor="text1"/>
+        <w:color w:val="000000"/>
       </w:rPr>
     </w:tblStylePr>
   </w:style>
@@ -22535,7 +22632,7 @@
       <w:spacing w:after="0" w:line="240" w:lineRule="auto"/>
     </w:pPr>
     <w:rPr>
-      <w:color w:val="000000" w:themeColor="text1"/>
+      <w:color w:val="000000"/>
     </w:rPr>
     <w:tblPr>
       <w:tblStyleRowBandSize w:val="1"/>
@@ -22581,7 +22678,7 @@
       <w:rPr>
         <w:b/>
         <w:bCs/>
-        <w:color w:val="FFFFFF" w:themeColor="background1"/>
+        <w:color w:val="000000"/>
       </w:rPr>
       <w:tblPr/>
       <w:tcPr>
@@ -22593,7 +22690,7 @@
     </w:tblStylePr>
     <w:tblStylePr w:type="firstCol">
       <w:rPr>
-        <w:color w:val="FFFFFF" w:themeColor="background1"/>
+        <w:color w:val="000000"/>
       </w:rPr>
       <w:tblPr/>
       <w:tcPr>
@@ -22610,7 +22707,7 @@
     </w:tblStylePr>
     <w:tblStylePr w:type="lastCol">
       <w:rPr>
-        <w:color w:val="FFFFFF" w:themeColor="background1"/>
+        <w:color w:val="000000"/>
       </w:rPr>
       <w:tblPr/>
       <w:tcPr>
@@ -22639,12 +22736,12 @@
     </w:tblStylePr>
     <w:tblStylePr w:type="neCell">
       <w:rPr>
-        <w:color w:val="000000" w:themeColor="text1"/>
+        <w:color w:val="000000"/>
       </w:rPr>
     </w:tblStylePr>
     <w:tblStylePr w:type="nwCell">
       <w:rPr>
-        <w:color w:val="000000" w:themeColor="text1"/>
+        <w:color w:val="000000"/>
       </w:rPr>
     </w:tblStylePr>
   </w:style>
@@ -22657,7 +22754,7 @@
       <w:spacing w:after="0" w:line="240" w:lineRule="auto"/>
     </w:pPr>
     <w:rPr>
-      <w:color w:val="000000" w:themeColor="text1"/>
+      <w:color w:val="000000"/>
     </w:rPr>
     <w:tblPr>
       <w:tblStyleRowBandSize w:val="1"/>
@@ -22703,7 +22800,7 @@
       <w:rPr>
         <w:b/>
         <w:bCs/>
-        <w:color w:val="FFFFFF" w:themeColor="background1"/>
+        <w:color w:val="000000"/>
       </w:rPr>
       <w:tblPr/>
       <w:tcPr>
@@ -22715,7 +22812,7 @@
     </w:tblStylePr>
     <w:tblStylePr w:type="firstCol">
       <w:rPr>
-        <w:color w:val="FFFFFF" w:themeColor="background1"/>
+        <w:color w:val="000000"/>
       </w:rPr>
       <w:tblPr/>
       <w:tcPr>
@@ -22732,7 +22829,7 @@
     </w:tblStylePr>
     <w:tblStylePr w:type="lastCol">
       <w:rPr>
-        <w:color w:val="FFFFFF" w:themeColor="background1"/>
+        <w:color w:val="000000"/>
       </w:rPr>
       <w:tblPr/>
       <w:tcPr>
@@ -22761,12 +22858,12 @@
     </w:tblStylePr>
     <w:tblStylePr w:type="neCell">
       <w:rPr>
-        <w:color w:val="000000" w:themeColor="text1"/>
+        <w:color w:val="000000"/>
       </w:rPr>
     </w:tblStylePr>
     <w:tblStylePr w:type="nwCell">
       <w:rPr>
-        <w:color w:val="000000" w:themeColor="text1"/>
+        <w:color w:val="000000"/>
       </w:rPr>
     </w:tblStylePr>
   </w:style>
@@ -22779,7 +22876,7 @@
       <w:spacing w:after="0" w:line="240" w:lineRule="auto"/>
     </w:pPr>
     <w:rPr>
-      <w:color w:val="000000" w:themeColor="text1"/>
+      <w:color w:val="000000"/>
     </w:rPr>
     <w:tblPr>
       <w:tblStyleRowBandSize w:val="1"/>
@@ -22799,7 +22896,7 @@
       <w:rPr>
         <w:b/>
         <w:bCs/>
-        <w:color w:val="FFFFFF" w:themeColor="background1"/>
+        <w:color w:val="000000"/>
       </w:rPr>
       <w:tblPr/>
       <w:tcPr>
@@ -22813,7 +22910,7 @@
       <w:rPr>
         <w:b/>
         <w:bCs/>
-        <w:color w:val="9E3A38" w:themeColor="accent2" w:themeShade="CC"/>
+        <w:color w:val="000000"/>
       </w:rPr>
       <w:tblPr/>
       <w:tcPr>
@@ -22865,7 +22962,7 @@
       <w:spacing w:after="0" w:line="240" w:lineRule="auto"/>
     </w:pPr>
     <w:rPr>
-      <w:color w:val="000000" w:themeColor="text1"/>
+      <w:color w:val="000000"/>
     </w:rPr>
     <w:tblPr>
       <w:tblStyleRowBandSize w:val="1"/>
@@ -22885,7 +22982,7 @@
       <w:rPr>
         <w:b/>
         <w:bCs/>
-        <w:color w:val="FFFFFF" w:themeColor="background1"/>
+        <w:color w:val="000000"/>
       </w:rPr>
       <w:tblPr/>
       <w:tcPr>
@@ -22899,7 +22996,7 @@
       <w:rPr>
         <w:b/>
         <w:bCs/>
-        <w:color w:val="9E3A38" w:themeColor="accent2" w:themeShade="CC"/>
+        <w:color w:val="000000"/>
       </w:rPr>
       <w:tblPr/>
       <w:tcPr>
@@ -22951,7 +23048,7 @@
       <w:spacing w:after="0" w:line="240" w:lineRule="auto"/>
     </w:pPr>
     <w:rPr>
-      <w:color w:val="000000" w:themeColor="text1"/>
+      <w:color w:val="000000"/>
     </w:rPr>
     <w:tblPr>
       <w:tblStyleRowBandSize w:val="1"/>
@@ -22971,7 +23068,7 @@
       <w:rPr>
         <w:b/>
         <w:bCs/>
-        <w:color w:val="FFFFFF" w:themeColor="background1"/>
+        <w:color w:val="000000"/>
       </w:rPr>
       <w:tblPr/>
       <w:tcPr>
@@ -22985,7 +23082,7 @@
       <w:rPr>
         <w:b/>
         <w:bCs/>
-        <w:color w:val="9E3A38" w:themeColor="accent2" w:themeShade="CC"/>
+        <w:color w:val="000000"/>
       </w:rPr>
       <w:tblPr/>
       <w:tcPr>
@@ -23037,7 +23134,7 @@
       <w:spacing w:after="0" w:line="240" w:lineRule="auto"/>
     </w:pPr>
     <w:rPr>
-      <w:color w:val="000000" w:themeColor="text1"/>
+      <w:color w:val="000000"/>
     </w:rPr>
     <w:tblPr>
       <w:tblStyleRowBandSize w:val="1"/>
@@ -23057,7 +23154,7 @@
       <w:rPr>
         <w:b/>
         <w:bCs/>
-        <w:color w:val="FFFFFF" w:themeColor="background1"/>
+        <w:color w:val="000000"/>
       </w:rPr>
       <w:tblPr/>
       <w:tcPr>
@@ -23071,7 +23168,7 @@
       <w:rPr>
         <w:b/>
         <w:bCs/>
-        <w:color w:val="664E82" w:themeColor="accent4" w:themeShade="CC"/>
+        <w:color w:val="000000"/>
       </w:rPr>
       <w:tblPr/>
       <w:tcPr>
@@ -23123,7 +23220,7 @@
       <w:spacing w:after="0" w:line="240" w:lineRule="auto"/>
     </w:pPr>
     <w:rPr>
-      <w:color w:val="000000" w:themeColor="text1"/>
+      <w:color w:val="000000"/>
     </w:rPr>
     <w:tblPr>
       <w:tblStyleRowBandSize w:val="1"/>
@@ -23143,7 +23240,7 @@
       <w:rPr>
         <w:b/>
         <w:bCs/>
-        <w:color w:val="FFFFFF" w:themeColor="background1"/>
+        <w:color w:val="000000"/>
       </w:rPr>
       <w:tblPr/>
       <w:tcPr>
@@ -23157,7 +23254,7 @@
       <w:rPr>
         <w:b/>
         <w:bCs/>
-        <w:color w:val="7E9C40" w:themeColor="accent3" w:themeShade="CC"/>
+        <w:color w:val="000000"/>
       </w:rPr>
       <w:tblPr/>
       <w:tcPr>
@@ -23209,7 +23306,7 @@
       <w:spacing w:after="0" w:line="240" w:lineRule="auto"/>
     </w:pPr>
     <w:rPr>
-      <w:color w:val="000000" w:themeColor="text1"/>
+      <w:color w:val="000000"/>
     </w:rPr>
     <w:tblPr>
       <w:tblStyleRowBandSize w:val="1"/>
@@ -23229,7 +23326,7 @@
       <w:rPr>
         <w:b/>
         <w:bCs/>
-        <w:color w:val="FFFFFF" w:themeColor="background1"/>
+        <w:color w:val="000000"/>
       </w:rPr>
       <w:tblPr/>
       <w:tcPr>
@@ -23243,7 +23340,7 @@
       <w:rPr>
         <w:b/>
         <w:bCs/>
-        <w:color w:val="F2730A" w:themeColor="accent6" w:themeShade="CC"/>
+        <w:color w:val="000000"/>
       </w:rPr>
       <w:tblPr/>
       <w:tcPr>
@@ -23295,7 +23392,7 @@
       <w:spacing w:after="0" w:line="240" w:lineRule="auto"/>
     </w:pPr>
     <w:rPr>
-      <w:color w:val="000000" w:themeColor="text1"/>
+      <w:color w:val="000000"/>
     </w:rPr>
     <w:tblPr>
       <w:tblStyleRowBandSize w:val="1"/>
@@ -23315,7 +23412,7 @@
       <w:rPr>
         <w:b/>
         <w:bCs/>
-        <w:color w:val="FFFFFF" w:themeColor="background1"/>
+        <w:color w:val="000000"/>
       </w:rPr>
       <w:tblPr/>
       <w:tcPr>
@@ -23329,7 +23426,7 @@
       <w:rPr>
         <w:b/>
         <w:bCs/>
-        <w:color w:val="348DA5" w:themeColor="accent5" w:themeShade="CC"/>
+        <w:color w:val="000000"/>
       </w:rPr>
       <w:tblPr/>
       <w:tcPr>
@@ -23381,7 +23478,7 @@
       <w:spacing w:after="0" w:line="240" w:lineRule="auto"/>
     </w:pPr>
     <w:rPr>
-      <w:color w:val="000000" w:themeColor="text1"/>
+      <w:color w:val="000000"/>
     </w:rPr>
     <w:tblPr>
       <w:tblStyleRowBandSize w:val="1"/>
@@ -23414,7 +23511,7 @@
       <w:rPr>
         <w:b/>
         <w:bCs/>
-        <w:color w:val="000000" w:themeColor="text1"/>
+        <w:color w:val="000000"/>
       </w:rPr>
       <w:tblPr/>
       <w:tcPr>
@@ -23423,7 +23520,7 @@
     </w:tblStylePr>
     <w:tblStylePr w:type="firstCol">
       <w:rPr>
-        <w:color w:val="FFFFFF" w:themeColor="background1"/>
+        <w:color w:val="000000"/>
       </w:rPr>
       <w:tblPr/>
       <w:tcPr>
@@ -23432,7 +23529,7 @@
     </w:tblStylePr>
     <w:tblStylePr w:type="lastCol">
       <w:rPr>
-        <w:color w:val="FFFFFF" w:themeColor="background1"/>
+        <w:color w:val="000000"/>
       </w:rPr>
       <w:tblPr/>
       <w:tcPr>
@@ -23461,7 +23558,7 @@
       <w:spacing w:after="0" w:line="240" w:lineRule="auto"/>
     </w:pPr>
     <w:rPr>
-      <w:color w:val="000000" w:themeColor="text1"/>
+      <w:color w:val="000000"/>
     </w:rPr>
     <w:tblPr>
       <w:tblStyleRowBandSize w:val="1"/>
@@ -23494,7 +23591,7 @@
       <w:rPr>
         <w:b/>
         <w:bCs/>
-        <w:color w:val="000000" w:themeColor="text1"/>
+        <w:color w:val="000000"/>
       </w:rPr>
       <w:tblPr/>
       <w:tcPr>
@@ -23503,7 +23600,7 @@
     </w:tblStylePr>
     <w:tblStylePr w:type="firstCol">
       <w:rPr>
-        <w:color w:val="FFFFFF" w:themeColor="background1"/>
+        <w:color w:val="000000"/>
       </w:rPr>
       <w:tblPr/>
       <w:tcPr>
@@ -23512,7 +23609,7 @@
     </w:tblStylePr>
     <w:tblStylePr w:type="lastCol">
       <w:rPr>
-        <w:color w:val="FFFFFF" w:themeColor="background1"/>
+        <w:color w:val="000000"/>
       </w:rPr>
       <w:tblPr/>
       <w:tcPr>
@@ -23541,7 +23638,7 @@
       <w:spacing w:after="0" w:line="240" w:lineRule="auto"/>
     </w:pPr>
     <w:rPr>
-      <w:color w:val="000000" w:themeColor="text1"/>
+      <w:color w:val="000000"/>
     </w:rPr>
     <w:tblPr>
       <w:tblStyleRowBandSize w:val="1"/>
@@ -23574,7 +23671,7 @@
       <w:rPr>
         <w:b/>
         <w:bCs/>
-        <w:color w:val="000000" w:themeColor="text1"/>
+        <w:color w:val="000000"/>
       </w:rPr>
       <w:tblPr/>
       <w:tcPr>
@@ -23583,7 +23680,7 @@
     </w:tblStylePr>
     <w:tblStylePr w:type="firstCol">
       <w:rPr>
-        <w:color w:val="FFFFFF" w:themeColor="background1"/>
+        <w:color w:val="000000"/>
       </w:rPr>
       <w:tblPr/>
       <w:tcPr>
@@ -23592,7 +23689,7 @@
     </w:tblStylePr>
     <w:tblStylePr w:type="lastCol">
       <w:rPr>
-        <w:color w:val="FFFFFF" w:themeColor="background1"/>
+        <w:color w:val="000000"/>
       </w:rPr>
       <w:tblPr/>
       <w:tcPr>
@@ -23621,7 +23718,7 @@
       <w:spacing w:after="0" w:line="240" w:lineRule="auto"/>
     </w:pPr>
     <w:rPr>
-      <w:color w:val="000000" w:themeColor="text1"/>
+      <w:color w:val="000000"/>
     </w:rPr>
     <w:tblPr>
       <w:tblStyleRowBandSize w:val="1"/>
@@ -23654,7 +23751,7 @@
       <w:rPr>
         <w:b/>
         <w:bCs/>
-        <w:color w:val="000000" w:themeColor="text1"/>
+        <w:color w:val="000000"/>
       </w:rPr>
       <w:tblPr/>
       <w:tcPr>
@@ -23663,7 +23760,7 @@
     </w:tblStylePr>
     <w:tblStylePr w:type="firstCol">
       <w:rPr>
-        <w:color w:val="FFFFFF" w:themeColor="background1"/>
+        <w:color w:val="000000"/>
       </w:rPr>
       <w:tblPr/>
       <w:tcPr>
@@ -23672,7 +23769,7 @@
     </w:tblStylePr>
     <w:tblStylePr w:type="lastCol">
       <w:rPr>
-        <w:color w:val="FFFFFF" w:themeColor="background1"/>
+        <w:color w:val="000000"/>
       </w:rPr>
       <w:tblPr/>
       <w:tcPr>
@@ -23701,7 +23798,7 @@
       <w:spacing w:after="0" w:line="240" w:lineRule="auto"/>
     </w:pPr>
     <w:rPr>
-      <w:color w:val="000000" w:themeColor="text1"/>
+      <w:color w:val="000000"/>
     </w:rPr>
     <w:tblPr>
       <w:tblStyleRowBandSize w:val="1"/>
@@ -23734,7 +23831,7 @@
       <w:rPr>
         <w:b/>
         <w:bCs/>
-        <w:color w:val="000000" w:themeColor="text1"/>
+        <w:color w:val="000000"/>
       </w:rPr>
       <w:tblPr/>
       <w:tcPr>
@@ -23743,7 +23840,7 @@
     </w:tblStylePr>
     <w:tblStylePr w:type="firstCol">
       <w:rPr>
-        <w:color w:val="FFFFFF" w:themeColor="background1"/>
+        <w:color w:val="000000"/>
       </w:rPr>
       <w:tblPr/>
       <w:tcPr>
@@ -23752,7 +23849,7 @@
     </w:tblStylePr>
     <w:tblStylePr w:type="lastCol">
       <w:rPr>
-        <w:color w:val="FFFFFF" w:themeColor="background1"/>
+        <w:color w:val="000000"/>
       </w:rPr>
       <w:tblPr/>
       <w:tcPr>
@@ -23781,7 +23878,7 @@
       <w:spacing w:after="0" w:line="240" w:lineRule="auto"/>
     </w:pPr>
     <w:rPr>
-      <w:color w:val="000000" w:themeColor="text1"/>
+      <w:color w:val="000000"/>
     </w:rPr>
     <w:tblPr>
       <w:tblStyleRowBandSize w:val="1"/>
@@ -23814,7 +23911,7 @@
       <w:rPr>
         <w:b/>
         <w:bCs/>
-        <w:color w:val="000000" w:themeColor="text1"/>
+        <w:color w:val="000000"/>
       </w:rPr>
       <w:tblPr/>
       <w:tcPr>
@@ -23823,7 +23920,7 @@
     </w:tblStylePr>
     <w:tblStylePr w:type="firstCol">
       <w:rPr>
-        <w:color w:val="FFFFFF" w:themeColor="background1"/>
+        <w:color w:val="000000"/>
       </w:rPr>
       <w:tblPr/>
       <w:tcPr>
@@ -23832,7 +23929,7 @@
     </w:tblStylePr>
     <w:tblStylePr w:type="lastCol">
       <w:rPr>
-        <w:color w:val="FFFFFF" w:themeColor="background1"/>
+        <w:color w:val="000000"/>
       </w:rPr>
       <w:tblPr/>
       <w:tcPr>
@@ -23861,7 +23958,7 @@
       <w:spacing w:after="0" w:line="240" w:lineRule="auto"/>
     </w:pPr>
     <w:rPr>
-      <w:color w:val="000000" w:themeColor="text1"/>
+      <w:color w:val="000000"/>
     </w:rPr>
     <w:tblPr>
       <w:tblStyleRowBandSize w:val="1"/>
@@ -23894,7 +23991,7 @@
       <w:rPr>
         <w:b/>
         <w:bCs/>
-        <w:color w:val="000000" w:themeColor="text1"/>
+        <w:color w:val="000000"/>
       </w:rPr>
       <w:tblPr/>
       <w:tcPr>
@@ -23903,7 +24000,7 @@
     </w:tblStylePr>
     <w:tblStylePr w:type="firstCol">
       <w:rPr>
-        <w:color w:val="FFFFFF" w:themeColor="background1"/>
+        <w:color w:val="000000"/>
       </w:rPr>
       <w:tblPr/>
       <w:tcPr>
@@ -23912,7 +24009,7 @@
     </w:tblStylePr>
     <w:tblStylePr w:type="lastCol">
       <w:rPr>
-        <w:color w:val="FFFFFF" w:themeColor="background1"/>
+        <w:color w:val="000000"/>
       </w:rPr>
       <w:tblPr/>
       <w:tcPr>
